--- a/Quotations/MANAV 25 April/Quotation Without Budget.docx
+++ b/Quotations/MANAV 25 April/Quotation Without Budget.docx
@@ -996,34 +996,8 @@
                   <w14:round/>
                 </w14:textOutline>
               </w:rPr>
-              <w:t xml:space="preserve"> - Genset &amp; </w:t>
-            </w:r>
-            <w:proofErr w:type="spellStart"/>
-            <w:r>
-              <w:rPr>
-                <w:rStyle w:val="IntenseEmphasis"/>
-                <w:rFonts w:eastAsia="Calibri Light"/>
-                <w:b w:val="0"/>
-                <w:bCs w:val="0"/>
-                <w:i w:val="0"/>
-                <w:iCs w:val="0"/>
-                <w:color w:val="000000" w:themeColor="text1"/>
-                <w:sz w:val="28"/>
-                <w:szCs w:val="28"/>
-                <w14:shadow w14:blurRad="38100" w14:dist="19050" w14:dir="2700000" w14:sx="100000" w14:sy="100000" w14:kx="0" w14:ky="0" w14:algn="tl">
-                  <w14:schemeClr w14:val="dk1">
-                    <w14:alpha w14:val="60000"/>
-                  </w14:schemeClr>
-                </w14:shadow>
-                <w14:textOutline w14:w="0" w14:cap="flat" w14:cmpd="sng" w14:algn="ctr">
-                  <w14:noFill/>
-                  <w14:prstDash w14:val="solid"/>
-                  <w14:round/>
-                </w14:textOutline>
-              </w:rPr>
-              <w:t>Labour</w:t>
-            </w:r>
-            <w:proofErr w:type="spellEnd"/>
+              <w:t xml:space="preserve"> - Genset &amp; Labour</w:t>
+            </w:r>
           </w:p>
           <w:p>
             <w:pPr>
@@ -1312,156 +1286,56 @@
                   <w14:round/>
                 </w14:textOutline>
               </w:rPr>
-              <w:t xml:space="preserve">- Wooden Console </w:t>
-            </w:r>
-            <w:proofErr w:type="gramStart"/>
-            <w:r>
-              <w:rPr>
-                <w:rStyle w:val="IntenseEmphasis"/>
-                <w:rFonts w:eastAsia="Calibri Light"/>
-                <w:b w:val="0"/>
-                <w:bCs w:val="0"/>
-                <w:i w:val="0"/>
-                <w:iCs w:val="0"/>
-                <w:color w:val="000000" w:themeColor="text1"/>
-                <w:sz w:val="28"/>
-                <w:szCs w:val="28"/>
-                <w14:shadow w14:blurRad="38100" w14:dist="19050" w14:dir="2700000" w14:sx="100000" w14:sy="100000" w14:kx="0" w14:ky="0" w14:algn="tl">
-                  <w14:schemeClr w14:val="dk1">
-                    <w14:alpha w14:val="60000"/>
-                  </w14:schemeClr>
-                </w14:shadow>
-                <w14:textOutline w14:w="0" w14:cap="flat" w14:cmpd="sng" w14:algn="ctr">
-                  <w14:noFill/>
-                  <w14:prstDash w14:val="solid"/>
-                  <w14:round/>
-                </w14:textOutline>
-              </w:rPr>
-              <w:t>For</w:t>
-            </w:r>
-            <w:proofErr w:type="gramEnd"/>
-            <w:r>
-              <w:rPr>
-                <w:rStyle w:val="IntenseEmphasis"/>
-                <w:rFonts w:eastAsia="Calibri Light"/>
-                <w:b w:val="0"/>
-                <w:bCs w:val="0"/>
-                <w:i w:val="0"/>
-                <w:iCs w:val="0"/>
-                <w:color w:val="000000" w:themeColor="text1"/>
-                <w:sz w:val="28"/>
-                <w:szCs w:val="28"/>
-                <w14:shadow w14:blurRad="38100" w14:dist="19050" w14:dir="2700000" w14:sx="100000" w14:sy="100000" w14:kx="0" w14:ky="0" w14:algn="tl">
-                  <w14:schemeClr w14:val="dk1">
-                    <w14:alpha w14:val="60000"/>
-                  </w14:schemeClr>
-                </w14:shadow>
-                <w14:textOutline w14:w="0" w14:cap="flat" w14:cmpd="sng" w14:algn="ctr">
-                  <w14:noFill/>
-                  <w14:prstDash w14:val="solid"/>
-                  <w14:round/>
-                </w14:textOutline>
-              </w:rPr>
-              <w:t xml:space="preserve"> Jockey</w:t>
-            </w:r>
-          </w:p>
-          <w:p>
-            <w:pPr>
-              <w:rPr>
-                <w:rStyle w:val="IntenseEmphasis"/>
-                <w:rFonts w:eastAsia="Calibri Light"/>
-                <w:b w:val="0"/>
-                <w:bCs w:val="0"/>
-                <w:i w:val="0"/>
-                <w:iCs w:val="0"/>
-                <w:color w:val="000000" w:themeColor="text1"/>
-                <w:sz w:val="28"/>
-                <w:szCs w:val="28"/>
-                <w14:shadow w14:blurRad="38100" w14:dist="19050" w14:dir="2700000" w14:sx="100000" w14:sy="100000" w14:kx="0" w14:ky="0" w14:algn="tl">
-                  <w14:schemeClr w14:val="dk1">
-                    <w14:alpha w14:val="60000"/>
-                  </w14:schemeClr>
-                </w14:shadow>
-                <w14:textOutline w14:w="0" w14:cap="flat" w14:cmpd="sng" w14:algn="ctr">
-                  <w14:noFill/>
-                  <w14:prstDash w14:val="solid"/>
-                  <w14:round/>
-                </w14:textOutline>
-              </w:rPr>
-            </w:pPr>
-            <w:r>
-              <w:rPr>
-                <w:rStyle w:val="IntenseEmphasis"/>
-                <w:rFonts w:eastAsia="Calibri Light"/>
-                <w:b w:val="0"/>
-                <w:bCs w:val="0"/>
-                <w:i w:val="0"/>
-                <w:iCs w:val="0"/>
-                <w:color w:val="000000" w:themeColor="text1"/>
-                <w:sz w:val="28"/>
-                <w:szCs w:val="28"/>
-                <w14:shadow w14:blurRad="38100" w14:dist="19050" w14:dir="2700000" w14:sx="100000" w14:sy="100000" w14:kx="0" w14:ky="0" w14:algn="tl">
-                  <w14:schemeClr w14:val="dk1">
-                    <w14:alpha w14:val="60000"/>
-                  </w14:schemeClr>
-                </w14:shadow>
-                <w14:textOutline w14:w="0" w14:cap="flat" w14:cmpd="sng" w14:algn="ctr">
-                  <w14:noFill/>
-                  <w14:prstDash w14:val="solid"/>
-                  <w14:round/>
-                </w14:textOutline>
-              </w:rPr>
-              <w:t xml:space="preserve">- Wooden Flex Floor </w:t>
-            </w:r>
-            <w:proofErr w:type="gramStart"/>
-            <w:r>
-              <w:rPr>
-                <w:rStyle w:val="IntenseEmphasis"/>
-                <w:rFonts w:eastAsia="Calibri Light"/>
-                <w:b w:val="0"/>
-                <w:bCs w:val="0"/>
-                <w:i w:val="0"/>
-                <w:iCs w:val="0"/>
-                <w:color w:val="000000" w:themeColor="text1"/>
-                <w:sz w:val="28"/>
-                <w:szCs w:val="28"/>
-                <w14:shadow w14:blurRad="38100" w14:dist="19050" w14:dir="2700000" w14:sx="100000" w14:sy="100000" w14:kx="0" w14:ky="0" w14:algn="tl">
-                  <w14:schemeClr w14:val="dk1">
-                    <w14:alpha w14:val="60000"/>
-                  </w14:schemeClr>
-                </w14:shadow>
-                <w14:textOutline w14:w="0" w14:cap="flat" w14:cmpd="sng" w14:algn="ctr">
-                  <w14:noFill/>
-                  <w14:prstDash w14:val="solid"/>
-                  <w14:round/>
-                </w14:textOutline>
-              </w:rPr>
-              <w:t>As</w:t>
-            </w:r>
-            <w:proofErr w:type="gramEnd"/>
-            <w:r>
-              <w:rPr>
-                <w:rStyle w:val="IntenseEmphasis"/>
-                <w:rFonts w:eastAsia="Calibri Light"/>
-                <w:b w:val="0"/>
-                <w:bCs w:val="0"/>
-                <w:i w:val="0"/>
-                <w:iCs w:val="0"/>
-                <w:color w:val="000000" w:themeColor="text1"/>
-                <w:sz w:val="28"/>
-                <w:szCs w:val="28"/>
-                <w14:shadow w14:blurRad="38100" w14:dist="19050" w14:dir="2700000" w14:sx="100000" w14:sy="100000" w14:kx="0" w14:ky="0" w14:algn="tl">
-                  <w14:schemeClr w14:val="dk1">
-                    <w14:alpha w14:val="60000"/>
-                  </w14:schemeClr>
-                </w14:shadow>
-                <w14:textOutline w14:w="0" w14:cap="flat" w14:cmpd="sng" w14:algn="ctr">
-                  <w14:noFill/>
-                  <w14:prstDash w14:val="solid"/>
-                  <w14:round/>
-                </w14:textOutline>
-              </w:rPr>
-              <w:t xml:space="preserve"> Per Theme</w:t>
+              <w:t>- Wooden Console For Jockey</w:t>
+            </w:r>
+          </w:p>
+          <w:p>
+            <w:pPr>
+              <w:rPr>
+                <w:rStyle w:val="IntenseEmphasis"/>
+                <w:rFonts w:eastAsia="Calibri Light"/>
+                <w:b w:val="0"/>
+                <w:bCs w:val="0"/>
+                <w:i w:val="0"/>
+                <w:iCs w:val="0"/>
+                <w:color w:val="000000" w:themeColor="text1"/>
+                <w:sz w:val="28"/>
+                <w:szCs w:val="28"/>
+                <w14:shadow w14:blurRad="38100" w14:dist="19050" w14:dir="2700000" w14:sx="100000" w14:sy="100000" w14:kx="0" w14:ky="0" w14:algn="tl">
+                  <w14:schemeClr w14:val="dk1">
+                    <w14:alpha w14:val="60000"/>
+                  </w14:schemeClr>
+                </w14:shadow>
+                <w14:textOutline w14:w="0" w14:cap="flat" w14:cmpd="sng" w14:algn="ctr">
+                  <w14:noFill/>
+                  <w14:prstDash w14:val="solid"/>
+                  <w14:round/>
+                </w14:textOutline>
+              </w:rPr>
+            </w:pPr>
+            <w:r>
+              <w:rPr>
+                <w:rStyle w:val="IntenseEmphasis"/>
+                <w:rFonts w:eastAsia="Calibri Light"/>
+                <w:b w:val="0"/>
+                <w:bCs w:val="0"/>
+                <w:i w:val="0"/>
+                <w:iCs w:val="0"/>
+                <w:color w:val="000000" w:themeColor="text1"/>
+                <w:sz w:val="28"/>
+                <w:szCs w:val="28"/>
+                <w14:shadow w14:blurRad="38100" w14:dist="19050" w14:dir="2700000" w14:sx="100000" w14:sy="100000" w14:kx="0" w14:ky="0" w14:algn="tl">
+                  <w14:schemeClr w14:val="dk1">
+                    <w14:alpha w14:val="60000"/>
+                  </w14:schemeClr>
+                </w14:shadow>
+                <w14:textOutline w14:w="0" w14:cap="flat" w14:cmpd="sng" w14:algn="ctr">
+                  <w14:noFill/>
+                  <w14:prstDash w14:val="solid"/>
+                  <w14:round/>
+                </w14:textOutline>
+              </w:rPr>
+              <w:t>- Wooden Flex Floor As Per Theme</w:t>
             </w:r>
           </w:p>
           <w:p>
@@ -3928,7 +3802,31 @@
                   <w14:round/>
                 </w14:textOutline>
               </w:rPr>
-              <w:t>75,000 /-</w:t>
+              <w:t>90</w:t>
+            </w:r>
+            <w:r>
+              <w:rPr>
+                <w:rStyle w:val="IntenseEmphasis"/>
+                <w:rFonts w:eastAsia="Calibri Light"/>
+                <w:b w:val="0"/>
+                <w:bCs w:val="0"/>
+                <w:i w:val="0"/>
+                <w:iCs w:val="0"/>
+                <w:color w:val="000000" w:themeColor="text1"/>
+                <w:sz w:val="28"/>
+                <w:szCs w:val="28"/>
+                <w14:shadow w14:blurRad="38100" w14:dist="19050" w14:dir="2700000" w14:sx="100000" w14:sy="100000" w14:kx="0" w14:ky="0" w14:algn="tl">
+                  <w14:schemeClr w14:val="dk1">
+                    <w14:alpha w14:val="60000"/>
+                  </w14:schemeClr>
+                </w14:shadow>
+                <w14:textOutline w14:w="0" w14:cap="flat" w14:cmpd="sng" w14:algn="ctr">
+                  <w14:noFill/>
+                  <w14:prstDash w14:val="solid"/>
+                  <w14:round/>
+                </w14:textOutline>
+              </w:rPr>
+              <w:t>,000 /-</w:t>
             </w:r>
           </w:p>
         </w:tc>
@@ -4036,7 +3934,55 @@
                   <w14:round/>
                 </w14:textOutline>
               </w:rPr>
-              <w:t xml:space="preserve"> - Led Screen [450 Sq. Ft.]</w:t>
+              <w:t xml:space="preserve"> - Led Screen [</w:t>
+            </w:r>
+            <w:r>
+              <w:rPr>
+                <w:rStyle w:val="IntenseEmphasis"/>
+                <w:rFonts w:eastAsia="Calibri Light"/>
+                <w:b w:val="0"/>
+                <w:bCs w:val="0"/>
+                <w:i w:val="0"/>
+                <w:iCs w:val="0"/>
+                <w:color w:val="000000" w:themeColor="text1"/>
+                <w:sz w:val="28"/>
+                <w:szCs w:val="28"/>
+                <w14:shadow w14:blurRad="38100" w14:dist="19050" w14:dir="2700000" w14:sx="100000" w14:sy="100000" w14:kx="0" w14:ky="0" w14:algn="tl">
+                  <w14:schemeClr w14:val="dk1">
+                    <w14:alpha w14:val="60000"/>
+                  </w14:schemeClr>
+                </w14:shadow>
+                <w14:textOutline w14:w="0" w14:cap="flat" w14:cmpd="sng" w14:algn="ctr">
+                  <w14:noFill/>
+                  <w14:prstDash w14:val="solid"/>
+                  <w14:round/>
+                </w14:textOutline>
+              </w:rPr>
+              <w:t>60</w:t>
+            </w:r>
+            <w:r>
+              <w:rPr>
+                <w:rStyle w:val="IntenseEmphasis"/>
+                <w:rFonts w:eastAsia="Calibri Light"/>
+                <w:b w:val="0"/>
+                <w:bCs w:val="0"/>
+                <w:i w:val="0"/>
+                <w:iCs w:val="0"/>
+                <w:color w:val="000000" w:themeColor="text1"/>
+                <w:sz w:val="28"/>
+                <w:szCs w:val="28"/>
+                <w14:shadow w14:blurRad="38100" w14:dist="19050" w14:dir="2700000" w14:sx="100000" w14:sy="100000" w14:kx="0" w14:ky="0" w14:algn="tl">
+                  <w14:schemeClr w14:val="dk1">
+                    <w14:alpha w14:val="60000"/>
+                  </w14:schemeClr>
+                </w14:shadow>
+                <w14:textOutline w14:w="0" w14:cap="flat" w14:cmpd="sng" w14:algn="ctr">
+                  <w14:noFill/>
+                  <w14:prstDash w14:val="solid"/>
+                  <w14:round/>
+                </w14:textOutline>
+              </w:rPr>
+              <w:t>0 Sq. Ft.]</w:t>
             </w:r>
           </w:p>
           <w:p>
@@ -4165,7 +4111,31 @@
                   <w14:round/>
                 </w14:textOutline>
               </w:rPr>
-              <w:t>45,000 /-</w:t>
+              <w:t>60</w:t>
+            </w:r>
+            <w:r>
+              <w:rPr>
+                <w:rStyle w:val="IntenseEmphasis"/>
+                <w:rFonts w:eastAsia="Calibri Light"/>
+                <w:b w:val="0"/>
+                <w:bCs w:val="0"/>
+                <w:i w:val="0"/>
+                <w:iCs w:val="0"/>
+                <w:color w:val="000000" w:themeColor="text1"/>
+                <w:sz w:val="28"/>
+                <w:szCs w:val="28"/>
+                <w14:shadow w14:blurRad="38100" w14:dist="19050" w14:dir="2700000" w14:sx="100000" w14:sy="100000" w14:kx="0" w14:ky="0" w14:algn="tl">
+                  <w14:schemeClr w14:val="dk1">
+                    <w14:alpha w14:val="60000"/>
+                  </w14:schemeClr>
+                </w14:shadow>
+                <w14:textOutline w14:w="0" w14:cap="flat" w14:cmpd="sng" w14:algn="ctr">
+                  <w14:noFill/>
+                  <w14:prstDash w14:val="solid"/>
+                  <w14:round/>
+                </w14:textOutline>
+              </w:rPr>
+              <w:t>,000 /-</w:t>
             </w:r>
           </w:p>
         </w:tc>
@@ -4446,47 +4416,7 @@
                   <w14:round/>
                 </w14:textOutline>
               </w:rPr>
-              <w:t xml:space="preserve"> - Focus Light  </w:t>
-            </w:r>
-            <w:proofErr w:type="gramStart"/>
-            <w:r>
-              <w:rPr>
-                <w:rFonts w:eastAsia="Calibri Light"/>
-                <w:color w:val="000000" w:themeColor="text1"/>
-                <w:sz w:val="28"/>
-                <w:szCs w:val="28"/>
-                <w14:shadow w14:blurRad="38100" w14:dist="19050" w14:dir="2700000" w14:sx="100000" w14:sy="100000" w14:kx="0" w14:ky="0" w14:algn="tl">
-                  <w14:schemeClr w14:val="dk1">
-                    <w14:alpha w14:val="60000"/>
-                  </w14:schemeClr>
-                </w14:shadow>
-                <w14:textOutline w14:w="0" w14:cap="flat" w14:cmpd="sng" w14:algn="ctr">
-                  <w14:noFill/>
-                  <w14:prstDash w14:val="solid"/>
-                  <w14:round/>
-                </w14:textOutline>
-              </w:rPr>
-              <w:t xml:space="preserve">   [</w:t>
-            </w:r>
-            <w:proofErr w:type="gramEnd"/>
-            <w:r>
-              <w:rPr>
-                <w:rFonts w:eastAsia="Calibri Light"/>
-                <w:color w:val="000000" w:themeColor="text1"/>
-                <w:sz w:val="28"/>
-                <w:szCs w:val="28"/>
-                <w14:shadow w14:blurRad="38100" w14:dist="19050" w14:dir="2700000" w14:sx="100000" w14:sy="100000" w14:kx="0" w14:ky="0" w14:algn="tl">
-                  <w14:schemeClr w14:val="dk1">
-                    <w14:alpha w14:val="60000"/>
-                  </w14:schemeClr>
-                </w14:shadow>
-                <w14:textOutline w14:w="0" w14:cap="flat" w14:cmpd="sng" w14:algn="ctr">
-                  <w14:noFill/>
-                  <w14:prstDash w14:val="solid"/>
-                  <w14:round/>
-                </w14:textOutline>
-              </w:rPr>
-              <w:t>Couple Entry]</w:t>
+              <w:t xml:space="preserve"> - Focus Light     [Couple Entry]</w:t>
             </w:r>
           </w:p>
           <w:p>
@@ -4527,47 +4457,7 @@
                   <w14:round/>
                 </w14:textOutline>
               </w:rPr>
-              <w:t xml:space="preserve"> - Bubble </w:t>
-            </w:r>
-            <w:proofErr w:type="gramStart"/>
-            <w:r>
-              <w:rPr>
-                <w:rFonts w:eastAsia="Calibri Light"/>
-                <w:color w:val="000000" w:themeColor="text1"/>
-                <w:sz w:val="28"/>
-                <w:szCs w:val="28"/>
-                <w14:shadow w14:blurRad="38100" w14:dist="19050" w14:dir="2700000" w14:sx="100000" w14:sy="100000" w14:kx="0" w14:ky="0" w14:algn="tl">
-                  <w14:schemeClr w14:val="dk1">
-                    <w14:alpha w14:val="60000"/>
-                  </w14:schemeClr>
-                </w14:shadow>
-                <w14:textOutline w14:w="0" w14:cap="flat" w14:cmpd="sng" w14:algn="ctr">
-                  <w14:noFill/>
-                  <w14:prstDash w14:val="solid"/>
-                  <w14:round/>
-                </w14:textOutline>
-              </w:rPr>
-              <w:t>Machine  [</w:t>
-            </w:r>
-            <w:proofErr w:type="gramEnd"/>
-            <w:r>
-              <w:rPr>
-                <w:rFonts w:eastAsia="Calibri Light"/>
-                <w:color w:val="000000" w:themeColor="text1"/>
-                <w:sz w:val="28"/>
-                <w:szCs w:val="28"/>
-                <w14:shadow w14:blurRad="38100" w14:dist="19050" w14:dir="2700000" w14:sx="100000" w14:sy="100000" w14:kx="0" w14:ky="0" w14:algn="tl">
-                  <w14:schemeClr w14:val="dk1">
-                    <w14:alpha w14:val="60000"/>
-                  </w14:schemeClr>
-                </w14:shadow>
-                <w14:textOutline w14:w="0" w14:cap="flat" w14:cmpd="sng" w14:algn="ctr">
-                  <w14:noFill/>
-                  <w14:prstDash w14:val="solid"/>
-                  <w14:round/>
-                </w14:textOutline>
-              </w:rPr>
-              <w:t xml:space="preserve">Couple Entry] </w:t>
+              <w:t xml:space="preserve"> - Bubble Machine  [Couple Entry] </w:t>
             </w:r>
           </w:p>
           <w:p>
@@ -4649,47 +4539,7 @@
                   <w14:round/>
                 </w14:textOutline>
               </w:rPr>
-              <w:t xml:space="preserve"> - Co2 </w:t>
-            </w:r>
-            <w:proofErr w:type="gramStart"/>
-            <w:r>
-              <w:rPr>
-                <w:rFonts w:eastAsia="Calibri Light"/>
-                <w:color w:val="000000" w:themeColor="text1"/>
-                <w:sz w:val="28"/>
-                <w:szCs w:val="28"/>
-                <w14:shadow w14:blurRad="38100" w14:dist="19050" w14:dir="2700000" w14:sx="100000" w14:sy="100000" w14:kx="0" w14:ky="0" w14:algn="tl">
-                  <w14:schemeClr w14:val="dk1">
-                    <w14:alpha w14:val="60000"/>
-                  </w14:schemeClr>
-                </w14:shadow>
-                <w14:textOutline w14:w="0" w14:cap="flat" w14:cmpd="sng" w14:algn="ctr">
-                  <w14:noFill/>
-                  <w14:prstDash w14:val="solid"/>
-                  <w14:round/>
-                </w14:textOutline>
-              </w:rPr>
-              <w:t>Jets(</w:t>
-            </w:r>
-            <w:proofErr w:type="gramEnd"/>
-            <w:r>
-              <w:rPr>
-                <w:rFonts w:eastAsia="Calibri Light"/>
-                <w:color w:val="000000" w:themeColor="text1"/>
-                <w:sz w:val="28"/>
-                <w:szCs w:val="28"/>
-                <w14:shadow w14:blurRad="38100" w14:dist="19050" w14:dir="2700000" w14:sx="100000" w14:sy="100000" w14:kx="0" w14:ky="0" w14:algn="tl">
-                  <w14:schemeClr w14:val="dk1">
-                    <w14:alpha w14:val="60000"/>
-                  </w14:schemeClr>
-                </w14:shadow>
-                <w14:textOutline w14:w="0" w14:cap="flat" w14:cmpd="sng" w14:algn="ctr">
-                  <w14:noFill/>
-                  <w14:prstDash w14:val="solid"/>
-                  <w14:round/>
-                </w14:textOutline>
-              </w:rPr>
-              <w:t>4)</w:t>
+              <w:t xml:space="preserve"> - Co2 Jets(4)</w:t>
             </w:r>
           </w:p>
           <w:p>
@@ -5712,34 +5562,8 @@
                   <w14:round/>
                 </w14:textOutline>
               </w:rPr>
-              <w:t xml:space="preserve"> - Genset &amp; </w:t>
-            </w:r>
-            <w:proofErr w:type="spellStart"/>
-            <w:r>
-              <w:rPr>
-                <w:rStyle w:val="IntenseEmphasis"/>
-                <w:rFonts w:eastAsia="Calibri Light"/>
-                <w:b w:val="0"/>
-                <w:bCs w:val="0"/>
-                <w:i w:val="0"/>
-                <w:iCs w:val="0"/>
-                <w:color w:val="000000" w:themeColor="text1"/>
-                <w:sz w:val="28"/>
-                <w:szCs w:val="28"/>
-                <w14:shadow w14:blurRad="38100" w14:dist="19050" w14:dir="2700000" w14:sx="100000" w14:sy="100000" w14:kx="0" w14:ky="0" w14:algn="tl">
-                  <w14:schemeClr w14:val="dk1">
-                    <w14:alpha w14:val="60000"/>
-                  </w14:schemeClr>
-                </w14:shadow>
-                <w14:textOutline w14:w="0" w14:cap="flat" w14:cmpd="sng" w14:algn="ctr">
-                  <w14:noFill/>
-                  <w14:prstDash w14:val="solid"/>
-                  <w14:round/>
-                </w14:textOutline>
-              </w:rPr>
-              <w:t>Labour</w:t>
-            </w:r>
-            <w:proofErr w:type="spellEnd"/>
+              <w:t xml:space="preserve"> - Genset &amp; Labour</w:t>
+            </w:r>
           </w:p>
           <w:p>
             <w:pPr>
@@ -5922,7 +5746,31 @@
                   <w14:round/>
                 </w14:textOutline>
               </w:rPr>
-              <w:t>90,000 /-</w:t>
+              <w:t>1,5</w:t>
+            </w:r>
+            <w:r>
+              <w:rPr>
+                <w:rStyle w:val="IntenseEmphasis"/>
+                <w:rFonts w:eastAsia="Calibri Light"/>
+                <w:b w:val="0"/>
+                <w:bCs w:val="0"/>
+                <w:i w:val="0"/>
+                <w:iCs w:val="0"/>
+                <w:color w:val="000000" w:themeColor="text1"/>
+                <w:sz w:val="28"/>
+                <w:szCs w:val="28"/>
+                <w14:shadow w14:blurRad="38100" w14:dist="19050" w14:dir="2700000" w14:sx="100000" w14:sy="100000" w14:kx="0" w14:ky="0" w14:algn="tl">
+                  <w14:schemeClr w14:val="dk1">
+                    <w14:alpha w14:val="60000"/>
+                  </w14:schemeClr>
+                </w14:shadow>
+                <w14:textOutline w14:w="0" w14:cap="flat" w14:cmpd="sng" w14:algn="ctr">
+                  <w14:noFill/>
+                  <w14:prstDash w14:val="solid"/>
+                  <w14:round/>
+                </w14:textOutline>
+              </w:rPr>
+              <w:t>0,000 /-</w:t>
             </w:r>
           </w:p>
         </w:tc>
@@ -6006,156 +5854,56 @@
                   <w14:round/>
                 </w14:textOutline>
               </w:rPr>
-              <w:t xml:space="preserve"> - Wooden Console </w:t>
-            </w:r>
-            <w:proofErr w:type="gramStart"/>
-            <w:r>
-              <w:rPr>
-                <w:rStyle w:val="IntenseEmphasis"/>
-                <w:rFonts w:eastAsia="Calibri Light"/>
-                <w:b w:val="0"/>
-                <w:bCs w:val="0"/>
-                <w:i w:val="0"/>
-                <w:iCs w:val="0"/>
-                <w:color w:val="000000" w:themeColor="text1"/>
-                <w:sz w:val="28"/>
-                <w:szCs w:val="28"/>
-                <w14:shadow w14:blurRad="38100" w14:dist="19050" w14:dir="2700000" w14:sx="100000" w14:sy="100000" w14:kx="0" w14:ky="0" w14:algn="tl">
-                  <w14:schemeClr w14:val="dk1">
-                    <w14:alpha w14:val="60000"/>
-                  </w14:schemeClr>
-                </w14:shadow>
-                <w14:textOutline w14:w="0" w14:cap="flat" w14:cmpd="sng" w14:algn="ctr">
-                  <w14:noFill/>
-                  <w14:prstDash w14:val="solid"/>
-                  <w14:round/>
-                </w14:textOutline>
-              </w:rPr>
-              <w:t>For</w:t>
-            </w:r>
-            <w:proofErr w:type="gramEnd"/>
-            <w:r>
-              <w:rPr>
-                <w:rStyle w:val="IntenseEmphasis"/>
-                <w:rFonts w:eastAsia="Calibri Light"/>
-                <w:b w:val="0"/>
-                <w:bCs w:val="0"/>
-                <w:i w:val="0"/>
-                <w:iCs w:val="0"/>
-                <w:color w:val="000000" w:themeColor="text1"/>
-                <w:sz w:val="28"/>
-                <w:szCs w:val="28"/>
-                <w14:shadow w14:blurRad="38100" w14:dist="19050" w14:dir="2700000" w14:sx="100000" w14:sy="100000" w14:kx="0" w14:ky="0" w14:algn="tl">
-                  <w14:schemeClr w14:val="dk1">
-                    <w14:alpha w14:val="60000"/>
-                  </w14:schemeClr>
-                </w14:shadow>
-                <w14:textOutline w14:w="0" w14:cap="flat" w14:cmpd="sng" w14:algn="ctr">
-                  <w14:noFill/>
-                  <w14:prstDash w14:val="solid"/>
-                  <w14:round/>
-                </w14:textOutline>
-              </w:rPr>
-              <w:t xml:space="preserve"> Jockey</w:t>
-            </w:r>
-          </w:p>
-          <w:p>
-            <w:pPr>
-              <w:rPr>
-                <w:rStyle w:val="IntenseEmphasis"/>
-                <w:rFonts w:eastAsia="Calibri Light"/>
-                <w:b w:val="0"/>
-                <w:bCs w:val="0"/>
-                <w:i w:val="0"/>
-                <w:iCs w:val="0"/>
-                <w:color w:val="000000" w:themeColor="text1"/>
-                <w:sz w:val="28"/>
-                <w:szCs w:val="28"/>
-                <w14:shadow w14:blurRad="38100" w14:dist="19050" w14:dir="2700000" w14:sx="100000" w14:sy="100000" w14:kx="0" w14:ky="0" w14:algn="tl">
-                  <w14:schemeClr w14:val="dk1">
-                    <w14:alpha w14:val="60000"/>
-                  </w14:schemeClr>
-                </w14:shadow>
-                <w14:textOutline w14:w="0" w14:cap="flat" w14:cmpd="sng" w14:algn="ctr">
-                  <w14:noFill/>
-                  <w14:prstDash w14:val="solid"/>
-                  <w14:round/>
-                </w14:textOutline>
-              </w:rPr>
-            </w:pPr>
-            <w:r>
-              <w:rPr>
-                <w:rStyle w:val="IntenseEmphasis"/>
-                <w:rFonts w:eastAsia="Calibri Light"/>
-                <w:b w:val="0"/>
-                <w:bCs w:val="0"/>
-                <w:i w:val="0"/>
-                <w:iCs w:val="0"/>
-                <w:color w:val="000000" w:themeColor="text1"/>
-                <w:sz w:val="28"/>
-                <w:szCs w:val="28"/>
-                <w14:shadow w14:blurRad="38100" w14:dist="19050" w14:dir="2700000" w14:sx="100000" w14:sy="100000" w14:kx="0" w14:ky="0" w14:algn="tl">
-                  <w14:schemeClr w14:val="dk1">
-                    <w14:alpha w14:val="60000"/>
-                  </w14:schemeClr>
-                </w14:shadow>
-                <w14:textOutline w14:w="0" w14:cap="flat" w14:cmpd="sng" w14:algn="ctr">
-                  <w14:noFill/>
-                  <w14:prstDash w14:val="solid"/>
-                  <w14:round/>
-                </w14:textOutline>
-              </w:rPr>
-              <w:t xml:space="preserve"> - Flex Floor </w:t>
-            </w:r>
-            <w:proofErr w:type="gramStart"/>
-            <w:r>
-              <w:rPr>
-                <w:rStyle w:val="IntenseEmphasis"/>
-                <w:rFonts w:eastAsia="Calibri Light"/>
-                <w:b w:val="0"/>
-                <w:bCs w:val="0"/>
-                <w:i w:val="0"/>
-                <w:iCs w:val="0"/>
-                <w:color w:val="000000" w:themeColor="text1"/>
-                <w:sz w:val="28"/>
-                <w:szCs w:val="28"/>
-                <w14:shadow w14:blurRad="38100" w14:dist="19050" w14:dir="2700000" w14:sx="100000" w14:sy="100000" w14:kx="0" w14:ky="0" w14:algn="tl">
-                  <w14:schemeClr w14:val="dk1">
-                    <w14:alpha w14:val="60000"/>
-                  </w14:schemeClr>
-                </w14:shadow>
-                <w14:textOutline w14:w="0" w14:cap="flat" w14:cmpd="sng" w14:algn="ctr">
-                  <w14:noFill/>
-                  <w14:prstDash w14:val="solid"/>
-                  <w14:round/>
-                </w14:textOutline>
-              </w:rPr>
-              <w:t>As</w:t>
-            </w:r>
-            <w:proofErr w:type="gramEnd"/>
-            <w:r>
-              <w:rPr>
-                <w:rStyle w:val="IntenseEmphasis"/>
-                <w:rFonts w:eastAsia="Calibri Light"/>
-                <w:b w:val="0"/>
-                <w:bCs w:val="0"/>
-                <w:i w:val="0"/>
-                <w:iCs w:val="0"/>
-                <w:color w:val="000000" w:themeColor="text1"/>
-                <w:sz w:val="28"/>
-                <w:szCs w:val="28"/>
-                <w14:shadow w14:blurRad="38100" w14:dist="19050" w14:dir="2700000" w14:sx="100000" w14:sy="100000" w14:kx="0" w14:ky="0" w14:algn="tl">
-                  <w14:schemeClr w14:val="dk1">
-                    <w14:alpha w14:val="60000"/>
-                  </w14:schemeClr>
-                </w14:shadow>
-                <w14:textOutline w14:w="0" w14:cap="flat" w14:cmpd="sng" w14:algn="ctr">
-                  <w14:noFill/>
-                  <w14:prstDash w14:val="solid"/>
-                  <w14:round/>
-                </w14:textOutline>
-              </w:rPr>
-              <w:t xml:space="preserve"> Per Theme [Size as per space available area]</w:t>
+              <w:t xml:space="preserve"> - Wooden Console For Jockey</w:t>
+            </w:r>
+          </w:p>
+          <w:p>
+            <w:pPr>
+              <w:rPr>
+                <w:rStyle w:val="IntenseEmphasis"/>
+                <w:rFonts w:eastAsia="Calibri Light"/>
+                <w:b w:val="0"/>
+                <w:bCs w:val="0"/>
+                <w:i w:val="0"/>
+                <w:iCs w:val="0"/>
+                <w:color w:val="000000" w:themeColor="text1"/>
+                <w:sz w:val="28"/>
+                <w:szCs w:val="28"/>
+                <w14:shadow w14:blurRad="38100" w14:dist="19050" w14:dir="2700000" w14:sx="100000" w14:sy="100000" w14:kx="0" w14:ky="0" w14:algn="tl">
+                  <w14:schemeClr w14:val="dk1">
+                    <w14:alpha w14:val="60000"/>
+                  </w14:schemeClr>
+                </w14:shadow>
+                <w14:textOutline w14:w="0" w14:cap="flat" w14:cmpd="sng" w14:algn="ctr">
+                  <w14:noFill/>
+                  <w14:prstDash w14:val="solid"/>
+                  <w14:round/>
+                </w14:textOutline>
+              </w:rPr>
+            </w:pPr>
+            <w:r>
+              <w:rPr>
+                <w:rStyle w:val="IntenseEmphasis"/>
+                <w:rFonts w:eastAsia="Calibri Light"/>
+                <w:b w:val="0"/>
+                <w:bCs w:val="0"/>
+                <w:i w:val="0"/>
+                <w:iCs w:val="0"/>
+                <w:color w:val="000000" w:themeColor="text1"/>
+                <w:sz w:val="28"/>
+                <w:szCs w:val="28"/>
+                <w14:shadow w14:blurRad="38100" w14:dist="19050" w14:dir="2700000" w14:sx="100000" w14:sy="100000" w14:kx="0" w14:ky="0" w14:algn="tl">
+                  <w14:schemeClr w14:val="dk1">
+                    <w14:alpha w14:val="60000"/>
+                  </w14:schemeClr>
+                </w14:shadow>
+                <w14:textOutline w14:w="0" w14:cap="flat" w14:cmpd="sng" w14:algn="ctr">
+                  <w14:noFill/>
+                  <w14:prstDash w14:val="solid"/>
+                  <w14:round/>
+                </w14:textOutline>
+              </w:rPr>
+              <w:t xml:space="preserve"> - Flex Floor As Per Theme [Size as per space available area]</w:t>
             </w:r>
           </w:p>
         </w:tc>
@@ -6270,34 +6018,8 @@
                   <w14:round/>
                 </w14:textOutline>
               </w:rPr>
-              <w:t xml:space="preserve">- Manleen Rekhi Band </w:t>
-            </w:r>
-            <w:proofErr w:type="spellStart"/>
-            <w:r>
-              <w:rPr>
-                <w:rStyle w:val="IntenseEmphasis"/>
-                <w:rFonts w:eastAsia="Calibri Light"/>
-                <w:b w:val="0"/>
-                <w:bCs w:val="0"/>
-                <w:i w:val="0"/>
-                <w:iCs w:val="0"/>
-                <w:color w:val="000000" w:themeColor="text1"/>
-                <w:sz w:val="28"/>
-                <w:szCs w:val="28"/>
-                <w14:shadow w14:blurRad="38100" w14:dist="19050" w14:dir="2700000" w14:sx="100000" w14:sy="100000" w14:kx="0" w14:ky="0" w14:algn="tl">
-                  <w14:schemeClr w14:val="dk1">
-                    <w14:alpha w14:val="60000"/>
-                  </w14:schemeClr>
-                </w14:shadow>
-                <w14:textOutline w14:w="0" w14:cap="flat" w14:cmpd="sng" w14:algn="ctr">
-                  <w14:noFill/>
-                  <w14:prstDash w14:val="solid"/>
-                  <w14:round/>
-                </w14:textOutline>
-              </w:rPr>
-              <w:t>Techrider</w:t>
-            </w:r>
-            <w:proofErr w:type="spellEnd"/>
+              <w:t>- Manleen Rekhi Band Techrider</w:t>
+            </w:r>
           </w:p>
         </w:tc>
         <w:tc>
@@ -6781,47 +6503,7 @@
                   <w14:round/>
                 </w14:textOutline>
               </w:rPr>
-              <w:t xml:space="preserve"> - Flower Shower </w:t>
-            </w:r>
-            <w:proofErr w:type="gramStart"/>
-            <w:r>
-              <w:rPr>
-                <w:rFonts w:eastAsia="Calibri Light"/>
-                <w:color w:val="000000" w:themeColor="text1"/>
-                <w:sz w:val="28"/>
-                <w:szCs w:val="28"/>
-                <w14:shadow w14:blurRad="38100" w14:dist="19050" w14:dir="2700000" w14:sx="100000" w14:sy="100000" w14:kx="0" w14:ky="0" w14:algn="tl">
-                  <w14:schemeClr w14:val="dk1">
-                    <w14:alpha w14:val="60000"/>
-                  </w14:schemeClr>
-                </w14:shadow>
-                <w14:textOutline w14:w="0" w14:cap="flat" w14:cmpd="sng" w14:algn="ctr">
-                  <w14:noFill/>
-                  <w14:prstDash w14:val="solid"/>
-                  <w14:round/>
-                </w14:textOutline>
-              </w:rPr>
-              <w:t>On</w:t>
-            </w:r>
-            <w:proofErr w:type="gramEnd"/>
-            <w:r>
-              <w:rPr>
-                <w:rFonts w:eastAsia="Calibri Light"/>
-                <w:color w:val="000000" w:themeColor="text1"/>
-                <w:sz w:val="28"/>
-                <w:szCs w:val="28"/>
-                <w14:shadow w14:blurRad="38100" w14:dist="19050" w14:dir="2700000" w14:sx="100000" w14:sy="100000" w14:kx="0" w14:ky="0" w14:algn="tl">
-                  <w14:schemeClr w14:val="dk1">
-                    <w14:alpha w14:val="60000"/>
-                  </w14:schemeClr>
-                </w14:shadow>
-                <w14:textOutline w14:w="0" w14:cap="flat" w14:cmpd="sng" w14:algn="ctr">
-                  <w14:noFill/>
-                  <w14:prstDash w14:val="solid"/>
-                  <w14:round/>
-                </w14:textOutline>
-              </w:rPr>
-              <w:t xml:space="preserve"> Couple [Genda]</w:t>
+              <w:t xml:space="preserve"> - Flower Shower On Couple [Genda]</w:t>
             </w:r>
           </w:p>
           <w:p>
@@ -8972,57 +8654,7 @@
                   <w14:round/>
                 </w14:textOutline>
               </w:rPr>
-              <w:t xml:space="preserve"> - Led Or Flex Floor </w:t>
-            </w:r>
-            <w:proofErr w:type="gramStart"/>
-            <w:r>
-              <w:rPr>
-                <w:rStyle w:val="IntenseEmphasis"/>
-                <w:rFonts w:eastAsia="Calibri Light"/>
-                <w:b w:val="0"/>
-                <w:bCs w:val="0"/>
-                <w:i w:val="0"/>
-                <w:iCs w:val="0"/>
-                <w:color w:val="000000" w:themeColor="text1"/>
-                <w:sz w:val="28"/>
-                <w:szCs w:val="28"/>
-                <w14:shadow w14:blurRad="38100" w14:dist="19050" w14:dir="2700000" w14:sx="100000" w14:sy="100000" w14:kx="0" w14:ky="0" w14:algn="tl">
-                  <w14:schemeClr w14:val="dk1">
-                    <w14:alpha w14:val="60000"/>
-                  </w14:schemeClr>
-                </w14:shadow>
-                <w14:textOutline w14:w="0" w14:cap="flat" w14:cmpd="sng" w14:algn="ctr">
-                  <w14:noFill/>
-                  <w14:prstDash w14:val="solid"/>
-                  <w14:round/>
-                </w14:textOutline>
-              </w:rPr>
-              <w:t>As</w:t>
-            </w:r>
-            <w:proofErr w:type="gramEnd"/>
-            <w:r>
-              <w:rPr>
-                <w:rStyle w:val="IntenseEmphasis"/>
-                <w:rFonts w:eastAsia="Calibri Light"/>
-                <w:b w:val="0"/>
-                <w:bCs w:val="0"/>
-                <w:i w:val="0"/>
-                <w:iCs w:val="0"/>
-                <w:color w:val="000000" w:themeColor="text1"/>
-                <w:sz w:val="28"/>
-                <w:szCs w:val="28"/>
-                <w14:shadow w14:blurRad="38100" w14:dist="19050" w14:dir="2700000" w14:sx="100000" w14:sy="100000" w14:kx="0" w14:ky="0" w14:algn="tl">
-                  <w14:schemeClr w14:val="dk1">
-                    <w14:alpha w14:val="60000"/>
-                  </w14:schemeClr>
-                </w14:shadow>
-                <w14:textOutline w14:w="0" w14:cap="flat" w14:cmpd="sng" w14:algn="ctr">
-                  <w14:noFill/>
-                  <w14:prstDash w14:val="solid"/>
-                  <w14:round/>
-                </w14:textOutline>
-              </w:rPr>
-              <w:t xml:space="preserve"> Per Requirement</w:t>
+              <w:t xml:space="preserve"> - Led Or Flex Floor As Per Requirement</w:t>
             </w:r>
           </w:p>
           <w:p>
@@ -9151,7 +8783,7 @@
                   <w14:round/>
                 </w14:textOutline>
               </w:rPr>
-              <w:t>4</w:t>
+              <w:t>3</w:t>
             </w:r>
             <w:r>
               <w:rPr>
@@ -9364,7 +8996,31 @@
                   <w14:round/>
                 </w14:textOutline>
               </w:rPr>
-              <w:t>1,8</w:t>
+              <w:t>1,</w:t>
+            </w:r>
+            <w:r>
+              <w:rPr>
+                <w:rStyle w:val="IntenseEmphasis"/>
+                <w:rFonts w:eastAsia="Calibri Light"/>
+                <w:b w:val="0"/>
+                <w:bCs w:val="0"/>
+                <w:i w:val="0"/>
+                <w:iCs w:val="0"/>
+                <w:color w:val="000000" w:themeColor="text1"/>
+                <w:sz w:val="28"/>
+                <w:szCs w:val="28"/>
+                <w14:shadow w14:blurRad="38100" w14:dist="19050" w14:dir="2700000" w14:sx="100000" w14:sy="100000" w14:kx="0" w14:ky="0" w14:algn="tl">
+                  <w14:schemeClr w14:val="dk1">
+                    <w14:alpha w14:val="60000"/>
+                  </w14:schemeClr>
+                </w14:shadow>
+                <w14:textOutline w14:w="0" w14:cap="flat" w14:cmpd="sng" w14:algn="ctr">
+                  <w14:noFill/>
+                  <w14:prstDash w14:val="solid"/>
+                  <w14:round/>
+                </w14:textOutline>
+              </w:rPr>
+              <w:t>5</w:t>
             </w:r>
             <w:r>
               <w:rPr>
@@ -9472,6 +9128,268 @@
                   <w14:round/>
                 </w14:textOutline>
               </w:rPr>
+              <w:t xml:space="preserve">- </w:t>
+            </w:r>
+            <w:r>
+              <w:rPr>
+                <w:rStyle w:val="IntenseEmphasis"/>
+                <w:rFonts w:eastAsia="Calibri Light"/>
+                <w:b w:val="0"/>
+                <w:bCs w:val="0"/>
+                <w:i w:val="0"/>
+                <w:iCs w:val="0"/>
+                <w:color w:val="000000" w:themeColor="text1"/>
+                <w:sz w:val="28"/>
+                <w:szCs w:val="28"/>
+                <w14:shadow w14:blurRad="38100" w14:dist="19050" w14:dir="2700000" w14:sx="100000" w14:sy="100000" w14:kx="0" w14:ky="0" w14:algn="tl">
+                  <w14:schemeClr w14:val="dk1">
+                    <w14:alpha w14:val="60000"/>
+                  </w14:schemeClr>
+                </w14:shadow>
+                <w14:textOutline w14:w="0" w14:cap="flat" w14:cmpd="sng" w14:algn="ctr">
+                  <w14:noFill/>
+                  <w14:prstDash w14:val="solid"/>
+                  <w14:round/>
+                </w14:textOutline>
+              </w:rPr>
+              <w:t>Tech-rider For Indian Classical</w:t>
+            </w:r>
+          </w:p>
+          <w:p>
+            <w:pPr>
+              <w:rPr>
+                <w:rStyle w:val="IntenseEmphasis"/>
+                <w:rFonts w:eastAsia="Calibri Light"/>
+                <w:b w:val="0"/>
+                <w:bCs w:val="0"/>
+                <w:i w:val="0"/>
+                <w:iCs w:val="0"/>
+                <w:color w:val="000000" w:themeColor="text1"/>
+                <w:sz w:val="28"/>
+                <w:szCs w:val="28"/>
+                <w14:shadow w14:blurRad="38100" w14:dist="19050" w14:dir="2700000" w14:sx="100000" w14:sy="100000" w14:kx="0" w14:ky="0" w14:algn="tl">
+                  <w14:schemeClr w14:val="dk1">
+                    <w14:alpha w14:val="60000"/>
+                  </w14:schemeClr>
+                </w14:shadow>
+                <w14:textOutline w14:w="0" w14:cap="flat" w14:cmpd="sng" w14:algn="ctr">
+                  <w14:noFill/>
+                  <w14:prstDash w14:val="solid"/>
+                  <w14:round/>
+                </w14:textOutline>
+              </w:rPr>
+            </w:pPr>
+          </w:p>
+        </w:tc>
+        <w:tc>
+          <w:tcPr>
+            <w:tcW w:w="2613" w:type="dxa"/>
+          </w:tcPr>
+          <w:p>
+            <w:pPr>
+              <w:jc w:val="center"/>
+              <w:rPr>
+                <w:rStyle w:val="IntenseEmphasis"/>
+                <w:rFonts w:eastAsia="Calibri Light"/>
+                <w:b w:val="0"/>
+                <w:bCs w:val="0"/>
+                <w:i w:val="0"/>
+                <w:iCs w:val="0"/>
+                <w:color w:val="000000" w:themeColor="text1"/>
+                <w:sz w:val="28"/>
+                <w:szCs w:val="28"/>
+                <w14:shadow w14:blurRad="38100" w14:dist="19050" w14:dir="2700000" w14:sx="100000" w14:sy="100000" w14:kx="0" w14:ky="0" w14:algn="tl">
+                  <w14:schemeClr w14:val="dk1">
+                    <w14:alpha w14:val="60000"/>
+                  </w14:schemeClr>
+                </w14:shadow>
+                <w14:textOutline w14:w="0" w14:cap="flat" w14:cmpd="sng" w14:algn="ctr">
+                  <w14:noFill/>
+                  <w14:prstDash w14:val="solid"/>
+                  <w14:round/>
+                </w14:textOutline>
+              </w:rPr>
+            </w:pPr>
+          </w:p>
+          <w:p>
+            <w:pPr>
+              <w:jc w:val="center"/>
+              <w:rPr>
+                <w:rStyle w:val="IntenseEmphasis"/>
+                <w:rFonts w:eastAsia="Calibri Light"/>
+                <w:b w:val="0"/>
+                <w:bCs w:val="0"/>
+                <w:i w:val="0"/>
+                <w:iCs w:val="0"/>
+                <w:color w:val="000000" w:themeColor="text1"/>
+                <w:sz w:val="28"/>
+                <w:szCs w:val="28"/>
+                <w14:shadow w14:blurRad="38100" w14:dist="19050" w14:dir="2700000" w14:sx="100000" w14:sy="100000" w14:kx="0" w14:ky="0" w14:algn="tl">
+                  <w14:schemeClr w14:val="dk1">
+                    <w14:alpha w14:val="60000"/>
+                  </w14:schemeClr>
+                </w14:shadow>
+                <w14:textOutline w14:w="0" w14:cap="flat" w14:cmpd="sng" w14:algn="ctr">
+                  <w14:noFill/>
+                  <w14:prstDash w14:val="solid"/>
+                  <w14:round/>
+                </w14:textOutline>
+              </w:rPr>
+            </w:pPr>
+            <w:r>
+              <w:rPr>
+                <w:rStyle w:val="IntenseEmphasis"/>
+                <w:rFonts w:eastAsia="Calibri Light"/>
+                <w:b w:val="0"/>
+                <w:bCs w:val="0"/>
+                <w:i w:val="0"/>
+                <w:iCs w:val="0"/>
+                <w:color w:val="000000" w:themeColor="text1"/>
+                <w:sz w:val="28"/>
+                <w:szCs w:val="28"/>
+                <w14:shadow w14:blurRad="38100" w14:dist="19050" w14:dir="2700000" w14:sx="100000" w14:sy="100000" w14:kx="0" w14:ky="0" w14:algn="tl">
+                  <w14:schemeClr w14:val="dk1">
+                    <w14:alpha w14:val="60000"/>
+                  </w14:schemeClr>
+                </w14:shadow>
+                <w14:textOutline w14:w="0" w14:cap="flat" w14:cmpd="sng" w14:algn="ctr">
+                  <w14:noFill/>
+                  <w14:prstDash w14:val="solid"/>
+                  <w14:round/>
+                </w14:textOutline>
+              </w:rPr>
+              <w:t>1,</w:t>
+            </w:r>
+            <w:r>
+              <w:rPr>
+                <w:rStyle w:val="IntenseEmphasis"/>
+                <w:rFonts w:eastAsia="Calibri Light"/>
+                <w:b w:val="0"/>
+                <w:bCs w:val="0"/>
+                <w:i w:val="0"/>
+                <w:iCs w:val="0"/>
+                <w:color w:val="000000" w:themeColor="text1"/>
+                <w:sz w:val="28"/>
+                <w:szCs w:val="28"/>
+                <w14:shadow w14:blurRad="38100" w14:dist="19050" w14:dir="2700000" w14:sx="100000" w14:sy="100000" w14:kx="0" w14:ky="0" w14:algn="tl">
+                  <w14:schemeClr w14:val="dk1">
+                    <w14:alpha w14:val="60000"/>
+                  </w14:schemeClr>
+                </w14:shadow>
+                <w14:textOutline w14:w="0" w14:cap="flat" w14:cmpd="sng" w14:algn="ctr">
+                  <w14:noFill/>
+                  <w14:prstDash w14:val="solid"/>
+                  <w14:round/>
+                </w14:textOutline>
+              </w:rPr>
+              <w:t>25</w:t>
+            </w:r>
+            <w:r>
+              <w:rPr>
+                <w:rStyle w:val="IntenseEmphasis"/>
+                <w:rFonts w:eastAsia="Calibri Light"/>
+                <w:b w:val="0"/>
+                <w:bCs w:val="0"/>
+                <w:i w:val="0"/>
+                <w:iCs w:val="0"/>
+                <w:color w:val="000000" w:themeColor="text1"/>
+                <w:sz w:val="28"/>
+                <w:szCs w:val="28"/>
+                <w14:shadow w14:blurRad="38100" w14:dist="19050" w14:dir="2700000" w14:sx="100000" w14:sy="100000" w14:kx="0" w14:ky="0" w14:algn="tl">
+                  <w14:schemeClr w14:val="dk1">
+                    <w14:alpha w14:val="60000"/>
+                  </w14:schemeClr>
+                </w14:shadow>
+                <w14:textOutline w14:w="0" w14:cap="flat" w14:cmpd="sng" w14:algn="ctr">
+                  <w14:noFill/>
+                  <w14:prstDash w14:val="solid"/>
+                  <w14:round/>
+                </w14:textOutline>
+              </w:rPr>
+              <w:t>,000 /-</w:t>
+            </w:r>
+          </w:p>
+        </w:tc>
+      </w:tr>
+      <w:tr>
+        <w:trPr>
+          <w:trHeight w:val="908"/>
+        </w:trPr>
+        <w:tc>
+          <w:tcPr>
+            <w:tcW w:w="6745" w:type="dxa"/>
+          </w:tcPr>
+          <w:p>
+            <w:pPr>
+              <w:rPr>
+                <w:rStyle w:val="IntenseEmphasis"/>
+                <w:rFonts w:eastAsia="Calibri Light"/>
+                <w:b w:val="0"/>
+                <w:bCs w:val="0"/>
+                <w:i w:val="0"/>
+                <w:iCs w:val="0"/>
+                <w:color w:val="000000" w:themeColor="text1"/>
+                <w:sz w:val="28"/>
+                <w:szCs w:val="28"/>
+                <w14:shadow w14:blurRad="38100" w14:dist="19050" w14:dir="2700000" w14:sx="100000" w14:sy="100000" w14:kx="0" w14:ky="0" w14:algn="tl">
+                  <w14:schemeClr w14:val="dk1">
+                    <w14:alpha w14:val="60000"/>
+                  </w14:schemeClr>
+                </w14:shadow>
+                <w14:textOutline w14:w="0" w14:cap="flat" w14:cmpd="sng" w14:algn="ctr">
+                  <w14:noFill/>
+                  <w14:prstDash w14:val="solid"/>
+                  <w14:round/>
+                </w14:textOutline>
+              </w:rPr>
+            </w:pPr>
+          </w:p>
+          <w:p>
+            <w:pPr>
+              <w:rPr>
+                <w:rStyle w:val="IntenseEmphasis"/>
+                <w:rFonts w:eastAsia="Calibri Light"/>
+                <w:b w:val="0"/>
+                <w:bCs w:val="0"/>
+                <w:i w:val="0"/>
+                <w:iCs w:val="0"/>
+                <w:color w:val="000000" w:themeColor="text1"/>
+                <w:sz w:val="28"/>
+                <w:szCs w:val="28"/>
+                <w14:shadow w14:blurRad="38100" w14:dist="19050" w14:dir="2700000" w14:sx="100000" w14:sy="100000" w14:kx="0" w14:ky="0" w14:algn="tl">
+                  <w14:schemeClr w14:val="dk1">
+                    <w14:alpha w14:val="60000"/>
+                  </w14:schemeClr>
+                </w14:shadow>
+                <w14:textOutline w14:w="0" w14:cap="flat" w14:cmpd="sng" w14:algn="ctr">
+                  <w14:noFill/>
+                  <w14:prstDash w14:val="solid"/>
+                  <w14:round/>
+                </w14:textOutline>
+              </w:rPr>
+            </w:pPr>
+            <w:r>
+              <w:rPr>
+                <w:rStyle w:val="IntenseEmphasis"/>
+                <w:rFonts w:eastAsia="Calibri Light"/>
+                <w:b w:val="0"/>
+                <w:bCs w:val="0"/>
+                <w:i w:val="0"/>
+                <w:iCs w:val="0"/>
+                <w:color w:val="000000" w:themeColor="text1"/>
+                <w:sz w:val="28"/>
+                <w:szCs w:val="28"/>
+                <w14:shadow w14:blurRad="38100" w14:dist="19050" w14:dir="2700000" w14:sx="100000" w14:sy="100000" w14:kx="0" w14:ky="0" w14:algn="tl">
+                  <w14:schemeClr w14:val="dk1">
+                    <w14:alpha w14:val="60000"/>
+                  </w14:schemeClr>
+                </w14:shadow>
+                <w14:textOutline w14:w="0" w14:cap="flat" w14:cmpd="sng" w14:algn="ctr">
+                  <w14:noFill/>
+                  <w14:prstDash w14:val="solid"/>
+                  <w14:round/>
+                </w14:textOutline>
+              </w:rPr>
               <w:t>- Bride Groom Artists</w:t>
             </w:r>
             <w:r>
@@ -9753,47 +9671,7 @@
                   <w14:round/>
                 </w14:textOutline>
               </w:rPr>
-              <w:t xml:space="preserve"> - Sparkle Machines </w:t>
-            </w:r>
-            <w:proofErr w:type="gramStart"/>
-            <w:r>
-              <w:rPr>
-                <w:rFonts w:eastAsia="Calibri Light"/>
-                <w:color w:val="000000" w:themeColor="text1"/>
-                <w:sz w:val="28"/>
-                <w:szCs w:val="28"/>
-                <w14:shadow w14:blurRad="38100" w14:dist="19050" w14:dir="2700000" w14:sx="100000" w14:sy="100000" w14:kx="0" w14:ky="0" w14:algn="tl">
-                  <w14:schemeClr w14:val="dk1">
-                    <w14:alpha w14:val="60000"/>
-                  </w14:schemeClr>
-                </w14:shadow>
-                <w14:textOutline w14:w="0" w14:cap="flat" w14:cmpd="sng" w14:algn="ctr">
-                  <w14:noFill/>
-                  <w14:prstDash w14:val="solid"/>
-                  <w14:round/>
-                </w14:textOutline>
-              </w:rPr>
-              <w:t>On</w:t>
-            </w:r>
-            <w:proofErr w:type="gramEnd"/>
-            <w:r>
-              <w:rPr>
-                <w:rFonts w:eastAsia="Calibri Light"/>
-                <w:color w:val="000000" w:themeColor="text1"/>
-                <w:sz w:val="28"/>
-                <w:szCs w:val="28"/>
-                <w14:shadow w14:blurRad="38100" w14:dist="19050" w14:dir="2700000" w14:sx="100000" w14:sy="100000" w14:kx="0" w14:ky="0" w14:algn="tl">
-                  <w14:schemeClr w14:val="dk1">
-                    <w14:alpha w14:val="60000"/>
-                  </w14:schemeClr>
-                </w14:shadow>
-                <w14:textOutline w14:w="0" w14:cap="flat" w14:cmpd="sng" w14:algn="ctr">
-                  <w14:noFill/>
-                  <w14:prstDash w14:val="solid"/>
-                  <w14:round/>
-                </w14:textOutline>
-              </w:rPr>
-              <w:t xml:space="preserve"> Stage</w:t>
+              <w:t xml:space="preserve"> - Sparkle Machines On Stage</w:t>
             </w:r>
           </w:p>
           <w:p>
@@ -9872,47 +9750,7 @@
                   <w14:round/>
                 </w14:textOutline>
               </w:rPr>
-              <w:t xml:space="preserve"> - Flower Shower </w:t>
-            </w:r>
-            <w:proofErr w:type="gramStart"/>
-            <w:r>
-              <w:rPr>
-                <w:rFonts w:eastAsia="Calibri Light"/>
-                <w:color w:val="000000" w:themeColor="text1"/>
-                <w:sz w:val="28"/>
-                <w:szCs w:val="28"/>
-                <w14:shadow w14:blurRad="38100" w14:dist="19050" w14:dir="2700000" w14:sx="100000" w14:sy="100000" w14:kx="0" w14:ky="0" w14:algn="tl">
-                  <w14:schemeClr w14:val="dk1">
-                    <w14:alpha w14:val="60000"/>
-                  </w14:schemeClr>
-                </w14:shadow>
-                <w14:textOutline w14:w="0" w14:cap="flat" w14:cmpd="sng" w14:algn="ctr">
-                  <w14:noFill/>
-                  <w14:prstDash w14:val="solid"/>
-                  <w14:round/>
-                </w14:textOutline>
-              </w:rPr>
-              <w:t>From</w:t>
-            </w:r>
-            <w:proofErr w:type="gramEnd"/>
-            <w:r>
-              <w:rPr>
-                <w:rFonts w:eastAsia="Calibri Light"/>
-                <w:color w:val="000000" w:themeColor="text1"/>
-                <w:sz w:val="28"/>
-                <w:szCs w:val="28"/>
-                <w14:shadow w14:blurRad="38100" w14:dist="19050" w14:dir="2700000" w14:sx="100000" w14:sy="100000" w14:kx="0" w14:ky="0" w14:algn="tl">
-                  <w14:schemeClr w14:val="dk1">
-                    <w14:alpha w14:val="60000"/>
-                  </w14:schemeClr>
-                </w14:shadow>
-                <w14:textOutline w14:w="0" w14:cap="flat" w14:cmpd="sng" w14:algn="ctr">
-                  <w14:noFill/>
-                  <w14:prstDash w14:val="solid"/>
-                  <w14:round/>
-                </w14:textOutline>
-              </w:rPr>
-              <w:t xml:space="preserve"> Left &amp; Right Side</w:t>
+              <w:t xml:space="preserve"> - Flower Shower From Left &amp; Right Side</w:t>
             </w:r>
           </w:p>
         </w:tc>
@@ -10726,34 +10564,253 @@
                   <w14:round/>
                 </w14:textOutline>
               </w:rPr>
-              <w:t xml:space="preserve"> - 10 Led </w:t>
-            </w:r>
-            <w:proofErr w:type="spellStart"/>
-            <w:r>
-              <w:rPr>
-                <w:rStyle w:val="IntenseEmphasis"/>
-                <w:rFonts w:eastAsia="Calibri Light"/>
-                <w:b w:val="0"/>
-                <w:bCs w:val="0"/>
-                <w:i w:val="0"/>
-                <w:iCs w:val="0"/>
-                <w:color w:val="000000" w:themeColor="text1"/>
-                <w:sz w:val="28"/>
-                <w:szCs w:val="28"/>
-                <w14:shadow w14:blurRad="38100" w14:dist="19050" w14:dir="2700000" w14:sx="100000" w14:sy="100000" w14:kx="0" w14:ky="0" w14:algn="tl">
-                  <w14:schemeClr w14:val="dk1">
-                    <w14:alpha w14:val="60000"/>
-                  </w14:schemeClr>
-                </w14:shadow>
-                <w14:textOutline w14:w="0" w14:cap="flat" w14:cmpd="sng" w14:algn="ctr">
-                  <w14:noFill/>
-                  <w14:prstDash w14:val="solid"/>
-                  <w14:round/>
-                </w14:textOutline>
-              </w:rPr>
-              <w:t>Chattar</w:t>
-            </w:r>
-            <w:proofErr w:type="spellEnd"/>
+              <w:t xml:space="preserve"> - 10 Led Chattar</w:t>
+            </w:r>
+          </w:p>
+          <w:p>
+            <w:pPr>
+              <w:rPr>
+                <w:rStyle w:val="IntenseEmphasis"/>
+                <w:rFonts w:eastAsia="Calibri Light"/>
+                <w:b w:val="0"/>
+                <w:bCs w:val="0"/>
+                <w:i w:val="0"/>
+                <w:iCs w:val="0"/>
+                <w:color w:val="000000" w:themeColor="text1"/>
+                <w:sz w:val="28"/>
+                <w:szCs w:val="28"/>
+                <w14:shadow w14:blurRad="38100" w14:dist="19050" w14:dir="2700000" w14:sx="100000" w14:sy="100000" w14:kx="0" w14:ky="0" w14:algn="tl">
+                  <w14:schemeClr w14:val="dk1">
+                    <w14:alpha w14:val="60000"/>
+                  </w14:schemeClr>
+                </w14:shadow>
+                <w14:textOutline w14:w="0" w14:cap="flat" w14:cmpd="sng" w14:algn="ctr">
+                  <w14:noFill/>
+                  <w14:prstDash w14:val="solid"/>
+                  <w14:round/>
+                </w14:textOutline>
+              </w:rPr>
+            </w:pPr>
+            <w:r>
+              <w:rPr>
+                <w:rStyle w:val="IntenseEmphasis"/>
+                <w:rFonts w:eastAsia="Calibri Light"/>
+                <w:b w:val="0"/>
+                <w:bCs w:val="0"/>
+                <w:i w:val="0"/>
+                <w:iCs w:val="0"/>
+                <w:color w:val="000000" w:themeColor="text1"/>
+                <w:sz w:val="28"/>
+                <w:szCs w:val="28"/>
+                <w14:shadow w14:blurRad="38100" w14:dist="19050" w14:dir="2700000" w14:sx="100000" w14:sy="100000" w14:kx="0" w14:ky="0" w14:algn="tl">
+                  <w14:schemeClr w14:val="dk1">
+                    <w14:alpha w14:val="60000"/>
+                  </w14:schemeClr>
+                </w14:shadow>
+                <w14:textOutline w14:w="0" w14:cap="flat" w14:cmpd="sng" w14:algn="ctr">
+                  <w14:noFill/>
+                  <w14:prstDash w14:val="solid"/>
+                  <w14:round/>
+                </w14:textOutline>
+              </w:rPr>
+              <w:t xml:space="preserve"> - Ghodi For Ritual</w:t>
+            </w:r>
+          </w:p>
+          <w:p>
+            <w:pPr>
+              <w:rPr>
+                <w:rStyle w:val="IntenseEmphasis"/>
+                <w:rFonts w:eastAsia="Calibri Light"/>
+                <w:b w:val="0"/>
+                <w:bCs w:val="0"/>
+                <w:i w:val="0"/>
+                <w:iCs w:val="0"/>
+                <w:color w:val="000000" w:themeColor="text1"/>
+                <w:sz w:val="28"/>
+                <w:szCs w:val="28"/>
+                <w14:shadow w14:blurRad="38100" w14:dist="19050" w14:dir="2700000" w14:sx="100000" w14:sy="100000" w14:kx="0" w14:ky="0" w14:algn="tl">
+                  <w14:schemeClr w14:val="dk1">
+                    <w14:alpha w14:val="60000"/>
+                  </w14:schemeClr>
+                </w14:shadow>
+                <w14:textOutline w14:w="0" w14:cap="flat" w14:cmpd="sng" w14:algn="ctr">
+                  <w14:noFill/>
+                  <w14:prstDash w14:val="solid"/>
+                  <w14:round/>
+                </w14:textOutline>
+              </w:rPr>
+            </w:pPr>
+            <w:r>
+              <w:rPr>
+                <w:rStyle w:val="IntenseEmphasis"/>
+                <w:rFonts w:eastAsia="Calibri Light"/>
+                <w:b w:val="0"/>
+                <w:bCs w:val="0"/>
+                <w:i w:val="0"/>
+                <w:iCs w:val="0"/>
+                <w:color w:val="000000" w:themeColor="text1"/>
+                <w:sz w:val="28"/>
+                <w:szCs w:val="28"/>
+                <w14:shadow w14:blurRad="38100" w14:dist="19050" w14:dir="2700000" w14:sx="100000" w14:sy="100000" w14:kx="0" w14:ky="0" w14:algn="tl">
+                  <w14:schemeClr w14:val="dk1">
+                    <w14:alpha w14:val="60000"/>
+                  </w14:schemeClr>
+                </w14:shadow>
+                <w14:textOutline w14:w="0" w14:cap="flat" w14:cmpd="sng" w14:algn="ctr">
+                  <w14:noFill/>
+                  <w14:prstDash w14:val="solid"/>
+                  <w14:round/>
+                </w14:textOutline>
+              </w:rPr>
+              <w:t xml:space="preserve"> - Double Decker DJ On Wheels</w:t>
+            </w:r>
+          </w:p>
+          <w:p>
+            <w:pPr>
+              <w:rPr>
+                <w:rStyle w:val="IntenseEmphasis"/>
+                <w:rFonts w:eastAsia="Calibri Light"/>
+                <w:b w:val="0"/>
+                <w:bCs w:val="0"/>
+                <w:i w:val="0"/>
+                <w:iCs w:val="0"/>
+                <w:color w:val="000000" w:themeColor="text1"/>
+                <w:sz w:val="28"/>
+                <w:szCs w:val="28"/>
+                <w14:shadow w14:blurRad="38100" w14:dist="19050" w14:dir="2700000" w14:sx="100000" w14:sy="100000" w14:kx="0" w14:ky="0" w14:algn="tl">
+                  <w14:schemeClr w14:val="dk1">
+                    <w14:alpha w14:val="60000"/>
+                  </w14:schemeClr>
+                </w14:shadow>
+                <w14:textOutline w14:w="0" w14:cap="flat" w14:cmpd="sng" w14:algn="ctr">
+                  <w14:noFill/>
+                  <w14:prstDash w14:val="solid"/>
+                  <w14:round/>
+                </w14:textOutline>
+              </w:rPr>
+            </w:pPr>
+            <w:r>
+              <w:rPr>
+                <w:rStyle w:val="IntenseEmphasis"/>
+                <w:rFonts w:eastAsia="Calibri Light"/>
+                <w:b w:val="0"/>
+                <w:bCs w:val="0"/>
+                <w:i w:val="0"/>
+                <w:iCs w:val="0"/>
+                <w:color w:val="000000" w:themeColor="text1"/>
+                <w:sz w:val="28"/>
+                <w:szCs w:val="28"/>
+                <w14:shadow w14:blurRad="38100" w14:dist="19050" w14:dir="2700000" w14:sx="100000" w14:sy="100000" w14:kx="0" w14:ky="0" w14:algn="tl">
+                  <w14:schemeClr w14:val="dk1">
+                    <w14:alpha w14:val="60000"/>
+                  </w14:schemeClr>
+                </w14:shadow>
+                <w14:textOutline w14:w="0" w14:cap="flat" w14:cmpd="sng" w14:algn="ctr">
+                  <w14:noFill/>
+                  <w14:prstDash w14:val="solid"/>
+                  <w14:round/>
+                </w14:textOutline>
+              </w:rPr>
+              <w:t xml:space="preserve"> - Vintage Car</w:t>
+            </w:r>
+          </w:p>
+          <w:p>
+            <w:pPr>
+              <w:rPr>
+                <w:rStyle w:val="IntenseEmphasis"/>
+                <w:rFonts w:eastAsia="Calibri Light"/>
+                <w:b w:val="0"/>
+                <w:bCs w:val="0"/>
+                <w:i w:val="0"/>
+                <w:iCs w:val="0"/>
+                <w:color w:val="000000" w:themeColor="text1"/>
+                <w:sz w:val="28"/>
+                <w:szCs w:val="28"/>
+                <w14:shadow w14:blurRad="38100" w14:dist="19050" w14:dir="2700000" w14:sx="100000" w14:sy="100000" w14:kx="0" w14:ky="0" w14:algn="tl">
+                  <w14:schemeClr w14:val="dk1">
+                    <w14:alpha w14:val="60000"/>
+                  </w14:schemeClr>
+                </w14:shadow>
+                <w14:textOutline w14:w="0" w14:cap="flat" w14:cmpd="sng" w14:algn="ctr">
+                  <w14:noFill/>
+                  <w14:prstDash w14:val="solid"/>
+                  <w14:round/>
+                </w14:textOutline>
+              </w:rPr>
+            </w:pPr>
+            <w:r>
+              <w:rPr>
+                <w:rStyle w:val="IntenseEmphasis"/>
+                <w:rFonts w:eastAsia="Calibri Light"/>
+                <w:b w:val="0"/>
+                <w:bCs w:val="0"/>
+                <w:i w:val="0"/>
+                <w:iCs w:val="0"/>
+                <w:color w:val="000000" w:themeColor="text1"/>
+                <w:sz w:val="28"/>
+                <w:szCs w:val="28"/>
+                <w14:shadow w14:blurRad="38100" w14:dist="19050" w14:dir="2700000" w14:sx="100000" w14:sy="100000" w14:kx="0" w14:ky="0" w14:algn="tl">
+                  <w14:schemeClr w14:val="dk1">
+                    <w14:alpha w14:val="60000"/>
+                  </w14:schemeClr>
+                </w14:shadow>
+                <w14:textOutline w14:w="0" w14:cap="flat" w14:cmpd="sng" w14:algn="ctr">
+                  <w14:noFill/>
+                  <w14:prstDash w14:val="solid"/>
+                  <w14:round/>
+                </w14:textOutline>
+              </w:rPr>
+              <w:t xml:space="preserve"> - Dholies [4]</w:t>
+            </w:r>
+          </w:p>
+          <w:p>
+            <w:pPr>
+              <w:rPr>
+                <w:rStyle w:val="IntenseEmphasis"/>
+                <w:rFonts w:eastAsia="Calibri Light"/>
+                <w:b w:val="0"/>
+                <w:bCs w:val="0"/>
+                <w:i w:val="0"/>
+                <w:iCs w:val="0"/>
+                <w:color w:val="000000" w:themeColor="text1"/>
+                <w:sz w:val="28"/>
+                <w:szCs w:val="28"/>
+                <w14:shadow w14:blurRad="38100" w14:dist="19050" w14:dir="2700000" w14:sx="100000" w14:sy="100000" w14:kx="0" w14:ky="0" w14:algn="tl">
+                  <w14:schemeClr w14:val="dk1">
+                    <w14:alpha w14:val="60000"/>
+                  </w14:schemeClr>
+                </w14:shadow>
+                <w14:textOutline w14:w="0" w14:cap="flat" w14:cmpd="sng" w14:algn="ctr">
+                  <w14:noFill/>
+                  <w14:prstDash w14:val="solid"/>
+                  <w14:round/>
+                </w14:textOutline>
+              </w:rPr>
+            </w:pPr>
+            <w:r>
+              <w:rPr>
+                <w:rStyle w:val="IntenseEmphasis"/>
+                <w:rFonts w:eastAsia="Calibri Light"/>
+                <w:b w:val="0"/>
+                <w:bCs w:val="0"/>
+                <w:i w:val="0"/>
+                <w:iCs w:val="0"/>
+                <w:color w:val="000000" w:themeColor="text1"/>
+                <w:sz w:val="28"/>
+                <w:szCs w:val="28"/>
+                <w14:shadow w14:blurRad="38100" w14:dist="19050" w14:dir="2700000" w14:sx="100000" w14:sy="100000" w14:kx="0" w14:ky="0" w14:algn="tl">
+                  <w14:schemeClr w14:val="dk1">
+                    <w14:alpha w14:val="60000"/>
+                  </w14:schemeClr>
+                </w14:shadow>
+                <w14:textOutline w14:w="0" w14:cap="flat" w14:cmpd="sng" w14:algn="ctr">
+                  <w14:noFill/>
+                  <w14:prstDash w14:val="solid"/>
+                  <w14:round/>
+                </w14:textOutline>
+              </w:rPr>
+              <w:t xml:space="preserve"> - Tasha Team [4]</w:t>
+            </w:r>
           </w:p>
           <w:p>
             <w:pPr>
@@ -10803,400 +10860,29 @@
               </w:rPr>
               <w:t xml:space="preserve"> - </w:t>
             </w:r>
-            <w:proofErr w:type="spellStart"/>
-            <w:r>
-              <w:rPr>
-                <w:rStyle w:val="IntenseEmphasis"/>
-                <w:rFonts w:eastAsia="Calibri Light"/>
-                <w:b w:val="0"/>
-                <w:bCs w:val="0"/>
-                <w:i w:val="0"/>
-                <w:iCs w:val="0"/>
-                <w:color w:val="000000" w:themeColor="text1"/>
-                <w:sz w:val="28"/>
-                <w:szCs w:val="28"/>
-                <w14:shadow w14:blurRad="38100" w14:dist="19050" w14:dir="2700000" w14:sx="100000" w14:sy="100000" w14:kx="0" w14:ky="0" w14:algn="tl">
-                  <w14:schemeClr w14:val="dk1">
-                    <w14:alpha w14:val="60000"/>
-                  </w14:schemeClr>
-                </w14:shadow>
-                <w14:textOutline w14:w="0" w14:cap="flat" w14:cmpd="sng" w14:algn="ctr">
-                  <w14:noFill/>
-                  <w14:prstDash w14:val="solid"/>
-                  <w14:round/>
-                </w14:textOutline>
-              </w:rPr>
-              <w:t>Ghodi</w:t>
-            </w:r>
-            <w:proofErr w:type="spellEnd"/>
-            <w:r>
-              <w:rPr>
-                <w:rStyle w:val="IntenseEmphasis"/>
-                <w:rFonts w:eastAsia="Calibri Light"/>
-                <w:b w:val="0"/>
-                <w:bCs w:val="0"/>
-                <w:i w:val="0"/>
-                <w:iCs w:val="0"/>
-                <w:color w:val="000000" w:themeColor="text1"/>
-                <w:sz w:val="28"/>
-                <w:szCs w:val="28"/>
-                <w14:shadow w14:blurRad="38100" w14:dist="19050" w14:dir="2700000" w14:sx="100000" w14:sy="100000" w14:kx="0" w14:ky="0" w14:algn="tl">
-                  <w14:schemeClr w14:val="dk1">
-                    <w14:alpha w14:val="60000"/>
-                  </w14:schemeClr>
-                </w14:shadow>
-                <w14:textOutline w14:w="0" w14:cap="flat" w14:cmpd="sng" w14:algn="ctr">
-                  <w14:noFill/>
-                  <w14:prstDash w14:val="solid"/>
-                  <w14:round/>
-                </w14:textOutline>
-              </w:rPr>
-              <w:t xml:space="preserve"> For Ritual</w:t>
-            </w:r>
-          </w:p>
-          <w:p>
-            <w:pPr>
-              <w:rPr>
-                <w:rStyle w:val="IntenseEmphasis"/>
-                <w:rFonts w:eastAsia="Calibri Light"/>
-                <w:b w:val="0"/>
-                <w:bCs w:val="0"/>
-                <w:i w:val="0"/>
-                <w:iCs w:val="0"/>
-                <w:color w:val="000000" w:themeColor="text1"/>
-                <w:sz w:val="28"/>
-                <w:szCs w:val="28"/>
-                <w14:shadow w14:blurRad="38100" w14:dist="19050" w14:dir="2700000" w14:sx="100000" w14:sy="100000" w14:kx="0" w14:ky="0" w14:algn="tl">
-                  <w14:schemeClr w14:val="dk1">
-                    <w14:alpha w14:val="60000"/>
-                  </w14:schemeClr>
-                </w14:shadow>
-                <w14:textOutline w14:w="0" w14:cap="flat" w14:cmpd="sng" w14:algn="ctr">
-                  <w14:noFill/>
-                  <w14:prstDash w14:val="solid"/>
-                  <w14:round/>
-                </w14:textOutline>
-              </w:rPr>
-            </w:pPr>
-            <w:r>
-              <w:rPr>
-                <w:rStyle w:val="IntenseEmphasis"/>
-                <w:rFonts w:eastAsia="Calibri Light"/>
-                <w:b w:val="0"/>
-                <w:bCs w:val="0"/>
-                <w:i w:val="0"/>
-                <w:iCs w:val="0"/>
-                <w:color w:val="000000" w:themeColor="text1"/>
-                <w:sz w:val="28"/>
-                <w:szCs w:val="28"/>
-                <w14:shadow w14:blurRad="38100" w14:dist="19050" w14:dir="2700000" w14:sx="100000" w14:sy="100000" w14:kx="0" w14:ky="0" w14:algn="tl">
-                  <w14:schemeClr w14:val="dk1">
-                    <w14:alpha w14:val="60000"/>
-                  </w14:schemeClr>
-                </w14:shadow>
-                <w14:textOutline w14:w="0" w14:cap="flat" w14:cmpd="sng" w14:algn="ctr">
-                  <w14:noFill/>
-                  <w14:prstDash w14:val="solid"/>
-                  <w14:round/>
-                </w14:textOutline>
-              </w:rPr>
-              <w:t xml:space="preserve"> - Double Decker DJ </w:t>
-            </w:r>
-            <w:proofErr w:type="gramStart"/>
-            <w:r>
-              <w:rPr>
-                <w:rStyle w:val="IntenseEmphasis"/>
-                <w:rFonts w:eastAsia="Calibri Light"/>
-                <w:b w:val="0"/>
-                <w:bCs w:val="0"/>
-                <w:i w:val="0"/>
-                <w:iCs w:val="0"/>
-                <w:color w:val="000000" w:themeColor="text1"/>
-                <w:sz w:val="28"/>
-                <w:szCs w:val="28"/>
-                <w14:shadow w14:blurRad="38100" w14:dist="19050" w14:dir="2700000" w14:sx="100000" w14:sy="100000" w14:kx="0" w14:ky="0" w14:algn="tl">
-                  <w14:schemeClr w14:val="dk1">
-                    <w14:alpha w14:val="60000"/>
-                  </w14:schemeClr>
-                </w14:shadow>
-                <w14:textOutline w14:w="0" w14:cap="flat" w14:cmpd="sng" w14:algn="ctr">
-                  <w14:noFill/>
-                  <w14:prstDash w14:val="solid"/>
-                  <w14:round/>
-                </w14:textOutline>
-              </w:rPr>
-              <w:t>On</w:t>
-            </w:r>
-            <w:proofErr w:type="gramEnd"/>
-            <w:r>
-              <w:rPr>
-                <w:rStyle w:val="IntenseEmphasis"/>
-                <w:rFonts w:eastAsia="Calibri Light"/>
-                <w:b w:val="0"/>
-                <w:bCs w:val="0"/>
-                <w:i w:val="0"/>
-                <w:iCs w:val="0"/>
-                <w:color w:val="000000" w:themeColor="text1"/>
-                <w:sz w:val="28"/>
-                <w:szCs w:val="28"/>
-                <w14:shadow w14:blurRad="38100" w14:dist="19050" w14:dir="2700000" w14:sx="100000" w14:sy="100000" w14:kx="0" w14:ky="0" w14:algn="tl">
-                  <w14:schemeClr w14:val="dk1">
-                    <w14:alpha w14:val="60000"/>
-                  </w14:schemeClr>
-                </w14:shadow>
-                <w14:textOutline w14:w="0" w14:cap="flat" w14:cmpd="sng" w14:algn="ctr">
-                  <w14:noFill/>
-                  <w14:prstDash w14:val="solid"/>
-                  <w14:round/>
-                </w14:textOutline>
-              </w:rPr>
-              <w:t xml:space="preserve"> Wheels</w:t>
-            </w:r>
-          </w:p>
-          <w:p>
-            <w:pPr>
-              <w:rPr>
-                <w:rStyle w:val="IntenseEmphasis"/>
-                <w:rFonts w:eastAsia="Calibri Light"/>
-                <w:b w:val="0"/>
-                <w:bCs w:val="0"/>
-                <w:i w:val="0"/>
-                <w:iCs w:val="0"/>
-                <w:color w:val="000000" w:themeColor="text1"/>
-                <w:sz w:val="28"/>
-                <w:szCs w:val="28"/>
-                <w14:shadow w14:blurRad="38100" w14:dist="19050" w14:dir="2700000" w14:sx="100000" w14:sy="100000" w14:kx="0" w14:ky="0" w14:algn="tl">
-                  <w14:schemeClr w14:val="dk1">
-                    <w14:alpha w14:val="60000"/>
-                  </w14:schemeClr>
-                </w14:shadow>
-                <w14:textOutline w14:w="0" w14:cap="flat" w14:cmpd="sng" w14:algn="ctr">
-                  <w14:noFill/>
-                  <w14:prstDash w14:val="solid"/>
-                  <w14:round/>
-                </w14:textOutline>
-              </w:rPr>
-            </w:pPr>
-            <w:r>
-              <w:rPr>
-                <w:rStyle w:val="IntenseEmphasis"/>
-                <w:rFonts w:eastAsia="Calibri Light"/>
-                <w:b w:val="0"/>
-                <w:bCs w:val="0"/>
-                <w:i w:val="0"/>
-                <w:iCs w:val="0"/>
-                <w:color w:val="000000" w:themeColor="text1"/>
-                <w:sz w:val="28"/>
-                <w:szCs w:val="28"/>
-                <w14:shadow w14:blurRad="38100" w14:dist="19050" w14:dir="2700000" w14:sx="100000" w14:sy="100000" w14:kx="0" w14:ky="0" w14:algn="tl">
-                  <w14:schemeClr w14:val="dk1">
-                    <w14:alpha w14:val="60000"/>
-                  </w14:schemeClr>
-                </w14:shadow>
-                <w14:textOutline w14:w="0" w14:cap="flat" w14:cmpd="sng" w14:algn="ctr">
-                  <w14:noFill/>
-                  <w14:prstDash w14:val="solid"/>
-                  <w14:round/>
-                </w14:textOutline>
-              </w:rPr>
-              <w:t xml:space="preserve"> - Vintage Car</w:t>
-            </w:r>
-          </w:p>
-          <w:p>
-            <w:pPr>
-              <w:rPr>
-                <w:rStyle w:val="IntenseEmphasis"/>
-                <w:rFonts w:eastAsia="Calibri Light"/>
-                <w:b w:val="0"/>
-                <w:bCs w:val="0"/>
-                <w:i w:val="0"/>
-                <w:iCs w:val="0"/>
-                <w:color w:val="000000" w:themeColor="text1"/>
-                <w:sz w:val="28"/>
-                <w:szCs w:val="28"/>
-                <w14:shadow w14:blurRad="38100" w14:dist="19050" w14:dir="2700000" w14:sx="100000" w14:sy="100000" w14:kx="0" w14:ky="0" w14:algn="tl">
-                  <w14:schemeClr w14:val="dk1">
-                    <w14:alpha w14:val="60000"/>
-                  </w14:schemeClr>
-                </w14:shadow>
-                <w14:textOutline w14:w="0" w14:cap="flat" w14:cmpd="sng" w14:algn="ctr">
-                  <w14:noFill/>
-                  <w14:prstDash w14:val="solid"/>
-                  <w14:round/>
-                </w14:textOutline>
-              </w:rPr>
-            </w:pPr>
-            <w:r>
-              <w:rPr>
-                <w:rStyle w:val="IntenseEmphasis"/>
-                <w:rFonts w:eastAsia="Calibri Light"/>
-                <w:b w:val="0"/>
-                <w:bCs w:val="0"/>
-                <w:i w:val="0"/>
-                <w:iCs w:val="0"/>
-                <w:color w:val="000000" w:themeColor="text1"/>
-                <w:sz w:val="28"/>
-                <w:szCs w:val="28"/>
-                <w14:shadow w14:blurRad="38100" w14:dist="19050" w14:dir="2700000" w14:sx="100000" w14:sy="100000" w14:kx="0" w14:ky="0" w14:algn="tl">
-                  <w14:schemeClr w14:val="dk1">
-                    <w14:alpha w14:val="60000"/>
-                  </w14:schemeClr>
-                </w14:shadow>
-                <w14:textOutline w14:w="0" w14:cap="flat" w14:cmpd="sng" w14:algn="ctr">
-                  <w14:noFill/>
-                  <w14:prstDash w14:val="solid"/>
-                  <w14:round/>
-                </w14:textOutline>
-              </w:rPr>
-              <w:t xml:space="preserve"> - </w:t>
-            </w:r>
-            <w:proofErr w:type="spellStart"/>
-            <w:r>
-              <w:rPr>
-                <w:rStyle w:val="IntenseEmphasis"/>
-                <w:rFonts w:eastAsia="Calibri Light"/>
-                <w:b w:val="0"/>
-                <w:bCs w:val="0"/>
-                <w:i w:val="0"/>
-                <w:iCs w:val="0"/>
-                <w:color w:val="000000" w:themeColor="text1"/>
-                <w:sz w:val="28"/>
-                <w:szCs w:val="28"/>
-                <w14:shadow w14:blurRad="38100" w14:dist="19050" w14:dir="2700000" w14:sx="100000" w14:sy="100000" w14:kx="0" w14:ky="0" w14:algn="tl">
-                  <w14:schemeClr w14:val="dk1">
-                    <w14:alpha w14:val="60000"/>
-                  </w14:schemeClr>
-                </w14:shadow>
-                <w14:textOutline w14:w="0" w14:cap="flat" w14:cmpd="sng" w14:algn="ctr">
-                  <w14:noFill/>
-                  <w14:prstDash w14:val="solid"/>
-                  <w14:round/>
-                </w14:textOutline>
-              </w:rPr>
-              <w:t>Dholies</w:t>
-            </w:r>
-            <w:proofErr w:type="spellEnd"/>
-            <w:r>
-              <w:rPr>
-                <w:rStyle w:val="IntenseEmphasis"/>
-                <w:rFonts w:eastAsia="Calibri Light"/>
-                <w:b w:val="0"/>
-                <w:bCs w:val="0"/>
-                <w:i w:val="0"/>
-                <w:iCs w:val="0"/>
-                <w:color w:val="000000" w:themeColor="text1"/>
-                <w:sz w:val="28"/>
-                <w:szCs w:val="28"/>
-                <w14:shadow w14:blurRad="38100" w14:dist="19050" w14:dir="2700000" w14:sx="100000" w14:sy="100000" w14:kx="0" w14:ky="0" w14:algn="tl">
-                  <w14:schemeClr w14:val="dk1">
-                    <w14:alpha w14:val="60000"/>
-                  </w14:schemeClr>
-                </w14:shadow>
-                <w14:textOutline w14:w="0" w14:cap="flat" w14:cmpd="sng" w14:algn="ctr">
-                  <w14:noFill/>
-                  <w14:prstDash w14:val="solid"/>
-                  <w14:round/>
-                </w14:textOutline>
-              </w:rPr>
-              <w:t xml:space="preserve"> [4]</w:t>
-            </w:r>
-          </w:p>
-          <w:p>
-            <w:pPr>
-              <w:rPr>
-                <w:rStyle w:val="IntenseEmphasis"/>
-                <w:rFonts w:eastAsia="Calibri Light"/>
-                <w:b w:val="0"/>
-                <w:bCs w:val="0"/>
-                <w:i w:val="0"/>
-                <w:iCs w:val="0"/>
-                <w:color w:val="000000" w:themeColor="text1"/>
-                <w:sz w:val="28"/>
-                <w:szCs w:val="28"/>
-                <w14:shadow w14:blurRad="38100" w14:dist="19050" w14:dir="2700000" w14:sx="100000" w14:sy="100000" w14:kx="0" w14:ky="0" w14:algn="tl">
-                  <w14:schemeClr w14:val="dk1">
-                    <w14:alpha w14:val="60000"/>
-                  </w14:schemeClr>
-                </w14:shadow>
-                <w14:textOutline w14:w="0" w14:cap="flat" w14:cmpd="sng" w14:algn="ctr">
-                  <w14:noFill/>
-                  <w14:prstDash w14:val="solid"/>
-                  <w14:round/>
-                </w14:textOutline>
-              </w:rPr>
-            </w:pPr>
-            <w:r>
-              <w:rPr>
-                <w:rStyle w:val="IntenseEmphasis"/>
-                <w:rFonts w:eastAsia="Calibri Light"/>
-                <w:b w:val="0"/>
-                <w:bCs w:val="0"/>
-                <w:i w:val="0"/>
-                <w:iCs w:val="0"/>
-                <w:color w:val="000000" w:themeColor="text1"/>
-                <w:sz w:val="28"/>
-                <w:szCs w:val="28"/>
-                <w14:shadow w14:blurRad="38100" w14:dist="19050" w14:dir="2700000" w14:sx="100000" w14:sy="100000" w14:kx="0" w14:ky="0" w14:algn="tl">
-                  <w14:schemeClr w14:val="dk1">
-                    <w14:alpha w14:val="60000"/>
-                  </w14:schemeClr>
-                </w14:shadow>
-                <w14:textOutline w14:w="0" w14:cap="flat" w14:cmpd="sng" w14:algn="ctr">
-                  <w14:noFill/>
-                  <w14:prstDash w14:val="solid"/>
-                  <w14:round/>
-                </w14:textOutline>
-              </w:rPr>
-              <w:t xml:space="preserve"> - Tasha Team [4]</w:t>
-            </w:r>
-          </w:p>
-          <w:p>
-            <w:pPr>
-              <w:rPr>
-                <w:rStyle w:val="IntenseEmphasis"/>
-                <w:rFonts w:eastAsia="Calibri Light"/>
-                <w:b w:val="0"/>
-                <w:bCs w:val="0"/>
-                <w:i w:val="0"/>
-                <w:iCs w:val="0"/>
-                <w:color w:val="000000" w:themeColor="text1"/>
-                <w:sz w:val="28"/>
-                <w:szCs w:val="28"/>
-                <w14:shadow w14:blurRad="38100" w14:dist="19050" w14:dir="2700000" w14:sx="100000" w14:sy="100000" w14:kx="0" w14:ky="0" w14:algn="tl">
-                  <w14:schemeClr w14:val="dk1">
-                    <w14:alpha w14:val="60000"/>
-                  </w14:schemeClr>
-                </w14:shadow>
-                <w14:textOutline w14:w="0" w14:cap="flat" w14:cmpd="sng" w14:algn="ctr">
-                  <w14:noFill/>
-                  <w14:prstDash w14:val="solid"/>
-                  <w14:round/>
-                </w14:textOutline>
-              </w:rPr>
-            </w:pPr>
-            <w:r>
-              <w:rPr>
-                <w:rStyle w:val="IntenseEmphasis"/>
-                <w:rFonts w:eastAsia="Calibri Light"/>
-                <w:b w:val="0"/>
-                <w:bCs w:val="0"/>
-                <w:i w:val="0"/>
-                <w:iCs w:val="0"/>
-                <w:color w:val="000000" w:themeColor="text1"/>
-                <w:sz w:val="28"/>
-                <w:szCs w:val="28"/>
-                <w14:shadow w14:blurRad="38100" w14:dist="19050" w14:dir="2700000" w14:sx="100000" w14:sy="100000" w14:kx="0" w14:ky="0" w14:algn="tl">
-                  <w14:schemeClr w14:val="dk1">
-                    <w14:alpha w14:val="60000"/>
-                  </w14:schemeClr>
-                </w14:shadow>
-                <w14:textOutline w14:w="0" w14:cap="flat" w14:cmpd="sng" w14:algn="ctr">
-                  <w14:noFill/>
-                  <w14:prstDash w14:val="solid"/>
-                  <w14:round/>
-                </w14:textOutline>
-              </w:rPr>
-              <w:t xml:space="preserve"> - Kabir Bar</w:t>
+            <w:r>
+              <w:rPr>
+                <w:rStyle w:val="IntenseEmphasis"/>
+                <w:rFonts w:eastAsia="Calibri Light"/>
+                <w:b w:val="0"/>
+                <w:bCs w:val="0"/>
+                <w:i w:val="0"/>
+                <w:iCs w:val="0"/>
+                <w:color w:val="000000" w:themeColor="text1"/>
+                <w:sz w:val="28"/>
+                <w:szCs w:val="28"/>
+                <w14:shadow w14:blurRad="38100" w14:dist="19050" w14:dir="2700000" w14:sx="100000" w14:sy="100000" w14:kx="0" w14:ky="0" w14:algn="tl">
+                  <w14:schemeClr w14:val="dk1">
+                    <w14:alpha w14:val="60000"/>
+                  </w14:schemeClr>
+                </w14:shadow>
+                <w14:textOutline w14:w="0" w14:cap="flat" w14:cmpd="sng" w14:algn="ctr">
+                  <w14:noFill/>
+                  <w14:prstDash w14:val="solid"/>
+                  <w14:round/>
+                </w14:textOutline>
+              </w:rPr>
+              <w:t>Bar Cart</w:t>
             </w:r>
           </w:p>
         </w:tc>
@@ -11607,57 +11293,7 @@
                   <w14:round/>
                 </w14:textOutline>
               </w:rPr>
-              <w:t xml:space="preserve"> - </w:t>
-            </w:r>
-            <w:proofErr w:type="spellStart"/>
-            <w:r>
-              <w:rPr>
-                <w:rStyle w:val="IntenseEmphasis"/>
-                <w:rFonts w:eastAsia="Calibri Light"/>
-                <w:b w:val="0"/>
-                <w:bCs w:val="0"/>
-                <w:i w:val="0"/>
-                <w:iCs w:val="0"/>
-                <w:color w:val="000000" w:themeColor="text1"/>
-                <w:sz w:val="28"/>
-                <w:szCs w:val="28"/>
-                <w14:shadow w14:blurRad="38100" w14:dist="19050" w14:dir="2700000" w14:sx="100000" w14:sy="100000" w14:kx="0" w14:ky="0" w14:algn="tl">
-                  <w14:schemeClr w14:val="dk1">
-                    <w14:alpha w14:val="60000"/>
-                  </w14:schemeClr>
-                </w14:shadow>
-                <w14:textOutline w14:w="0" w14:cap="flat" w14:cmpd="sng" w14:algn="ctr">
-                  <w14:noFill/>
-                  <w14:prstDash w14:val="solid"/>
-                  <w14:round/>
-                </w14:textOutline>
-              </w:rPr>
-              <w:t>Confeeti</w:t>
-            </w:r>
-            <w:proofErr w:type="spellEnd"/>
-            <w:r>
-              <w:rPr>
-                <w:rStyle w:val="IntenseEmphasis"/>
-                <w:rFonts w:eastAsia="Calibri Light"/>
-                <w:b w:val="0"/>
-                <w:bCs w:val="0"/>
-                <w:i w:val="0"/>
-                <w:iCs w:val="0"/>
-                <w:color w:val="000000" w:themeColor="text1"/>
-                <w:sz w:val="28"/>
-                <w:szCs w:val="28"/>
-                <w14:shadow w14:blurRad="38100" w14:dist="19050" w14:dir="2700000" w14:sx="100000" w14:sy="100000" w14:kx="0" w14:ky="0" w14:algn="tl">
-                  <w14:schemeClr w14:val="dk1">
-                    <w14:alpha w14:val="60000"/>
-                  </w14:schemeClr>
-                </w14:shadow>
-                <w14:textOutline w14:w="0" w14:cap="flat" w14:cmpd="sng" w14:algn="ctr">
-                  <w14:noFill/>
-                  <w14:prstDash w14:val="solid"/>
-                  <w14:round/>
-                </w14:textOutline>
-              </w:rPr>
-              <w:t xml:space="preserve"> Gun</w:t>
+              <w:t xml:space="preserve"> - Confeeti Gun</w:t>
             </w:r>
           </w:p>
           <w:p>
@@ -11792,6 +11428,7 @@
                   <w14:round/>
                 </w14:textOutline>
               </w:rPr>
+              <w:lastRenderedPageBreak/>
               <w:t xml:space="preserve"> - Fireworks</w:t>
             </w:r>
           </w:p>

--- a/Quotations/MANAV 25 April/Quotation Without Budget.docx
+++ b/Quotations/MANAV 25 April/Quotation Without Budget.docx
@@ -996,8 +996,34 @@
                   <w14:round/>
                 </w14:textOutline>
               </w:rPr>
-              <w:t xml:space="preserve"> - Genset &amp; Labour</w:t>
-            </w:r>
+              <w:t xml:space="preserve"> - Genset &amp; </w:t>
+            </w:r>
+            <w:proofErr w:type="spellStart"/>
+            <w:r>
+              <w:rPr>
+                <w:rStyle w:val="IntenseEmphasis"/>
+                <w:rFonts w:eastAsia="Calibri Light"/>
+                <w:b w:val="0"/>
+                <w:bCs w:val="0"/>
+                <w:i w:val="0"/>
+                <w:iCs w:val="0"/>
+                <w:color w:val="000000" w:themeColor="text1"/>
+                <w:sz w:val="28"/>
+                <w:szCs w:val="28"/>
+                <w14:shadow w14:blurRad="38100" w14:dist="19050" w14:dir="2700000" w14:sx="100000" w14:sy="100000" w14:kx="0" w14:ky="0" w14:algn="tl">
+                  <w14:schemeClr w14:val="dk1">
+                    <w14:alpha w14:val="60000"/>
+                  </w14:schemeClr>
+                </w14:shadow>
+                <w14:textOutline w14:w="0" w14:cap="flat" w14:cmpd="sng" w14:algn="ctr">
+                  <w14:noFill/>
+                  <w14:prstDash w14:val="solid"/>
+                  <w14:round/>
+                </w14:textOutline>
+              </w:rPr>
+              <w:t>Labour</w:t>
+            </w:r>
+            <w:proofErr w:type="spellEnd"/>
           </w:p>
           <w:p>
             <w:pPr>
@@ -1286,56 +1312,156 @@
                   <w14:round/>
                 </w14:textOutline>
               </w:rPr>
-              <w:t>- Wooden Console For Jockey</w:t>
-            </w:r>
-          </w:p>
-          <w:p>
-            <w:pPr>
-              <w:rPr>
-                <w:rStyle w:val="IntenseEmphasis"/>
-                <w:rFonts w:eastAsia="Calibri Light"/>
-                <w:b w:val="0"/>
-                <w:bCs w:val="0"/>
-                <w:i w:val="0"/>
-                <w:iCs w:val="0"/>
-                <w:color w:val="000000" w:themeColor="text1"/>
-                <w:sz w:val="28"/>
-                <w:szCs w:val="28"/>
-                <w14:shadow w14:blurRad="38100" w14:dist="19050" w14:dir="2700000" w14:sx="100000" w14:sy="100000" w14:kx="0" w14:ky="0" w14:algn="tl">
-                  <w14:schemeClr w14:val="dk1">
-                    <w14:alpha w14:val="60000"/>
-                  </w14:schemeClr>
-                </w14:shadow>
-                <w14:textOutline w14:w="0" w14:cap="flat" w14:cmpd="sng" w14:algn="ctr">
-                  <w14:noFill/>
-                  <w14:prstDash w14:val="solid"/>
-                  <w14:round/>
-                </w14:textOutline>
-              </w:rPr>
-            </w:pPr>
-            <w:r>
-              <w:rPr>
-                <w:rStyle w:val="IntenseEmphasis"/>
-                <w:rFonts w:eastAsia="Calibri Light"/>
-                <w:b w:val="0"/>
-                <w:bCs w:val="0"/>
-                <w:i w:val="0"/>
-                <w:iCs w:val="0"/>
-                <w:color w:val="000000" w:themeColor="text1"/>
-                <w:sz w:val="28"/>
-                <w:szCs w:val="28"/>
-                <w14:shadow w14:blurRad="38100" w14:dist="19050" w14:dir="2700000" w14:sx="100000" w14:sy="100000" w14:kx="0" w14:ky="0" w14:algn="tl">
-                  <w14:schemeClr w14:val="dk1">
-                    <w14:alpha w14:val="60000"/>
-                  </w14:schemeClr>
-                </w14:shadow>
-                <w14:textOutline w14:w="0" w14:cap="flat" w14:cmpd="sng" w14:algn="ctr">
-                  <w14:noFill/>
-                  <w14:prstDash w14:val="solid"/>
-                  <w14:round/>
-                </w14:textOutline>
-              </w:rPr>
-              <w:t>- Wooden Flex Floor As Per Theme</w:t>
+              <w:t xml:space="preserve">- Wooden Console </w:t>
+            </w:r>
+            <w:proofErr w:type="gramStart"/>
+            <w:r>
+              <w:rPr>
+                <w:rStyle w:val="IntenseEmphasis"/>
+                <w:rFonts w:eastAsia="Calibri Light"/>
+                <w:b w:val="0"/>
+                <w:bCs w:val="0"/>
+                <w:i w:val="0"/>
+                <w:iCs w:val="0"/>
+                <w:color w:val="000000" w:themeColor="text1"/>
+                <w:sz w:val="28"/>
+                <w:szCs w:val="28"/>
+                <w14:shadow w14:blurRad="38100" w14:dist="19050" w14:dir="2700000" w14:sx="100000" w14:sy="100000" w14:kx="0" w14:ky="0" w14:algn="tl">
+                  <w14:schemeClr w14:val="dk1">
+                    <w14:alpha w14:val="60000"/>
+                  </w14:schemeClr>
+                </w14:shadow>
+                <w14:textOutline w14:w="0" w14:cap="flat" w14:cmpd="sng" w14:algn="ctr">
+                  <w14:noFill/>
+                  <w14:prstDash w14:val="solid"/>
+                  <w14:round/>
+                </w14:textOutline>
+              </w:rPr>
+              <w:t>For</w:t>
+            </w:r>
+            <w:proofErr w:type="gramEnd"/>
+            <w:r>
+              <w:rPr>
+                <w:rStyle w:val="IntenseEmphasis"/>
+                <w:rFonts w:eastAsia="Calibri Light"/>
+                <w:b w:val="0"/>
+                <w:bCs w:val="0"/>
+                <w:i w:val="0"/>
+                <w:iCs w:val="0"/>
+                <w:color w:val="000000" w:themeColor="text1"/>
+                <w:sz w:val="28"/>
+                <w:szCs w:val="28"/>
+                <w14:shadow w14:blurRad="38100" w14:dist="19050" w14:dir="2700000" w14:sx="100000" w14:sy="100000" w14:kx="0" w14:ky="0" w14:algn="tl">
+                  <w14:schemeClr w14:val="dk1">
+                    <w14:alpha w14:val="60000"/>
+                  </w14:schemeClr>
+                </w14:shadow>
+                <w14:textOutline w14:w="0" w14:cap="flat" w14:cmpd="sng" w14:algn="ctr">
+                  <w14:noFill/>
+                  <w14:prstDash w14:val="solid"/>
+                  <w14:round/>
+                </w14:textOutline>
+              </w:rPr>
+              <w:t xml:space="preserve"> Jockey</w:t>
+            </w:r>
+          </w:p>
+          <w:p>
+            <w:pPr>
+              <w:rPr>
+                <w:rStyle w:val="IntenseEmphasis"/>
+                <w:rFonts w:eastAsia="Calibri Light"/>
+                <w:b w:val="0"/>
+                <w:bCs w:val="0"/>
+                <w:i w:val="0"/>
+                <w:iCs w:val="0"/>
+                <w:color w:val="000000" w:themeColor="text1"/>
+                <w:sz w:val="28"/>
+                <w:szCs w:val="28"/>
+                <w14:shadow w14:blurRad="38100" w14:dist="19050" w14:dir="2700000" w14:sx="100000" w14:sy="100000" w14:kx="0" w14:ky="0" w14:algn="tl">
+                  <w14:schemeClr w14:val="dk1">
+                    <w14:alpha w14:val="60000"/>
+                  </w14:schemeClr>
+                </w14:shadow>
+                <w14:textOutline w14:w="0" w14:cap="flat" w14:cmpd="sng" w14:algn="ctr">
+                  <w14:noFill/>
+                  <w14:prstDash w14:val="solid"/>
+                  <w14:round/>
+                </w14:textOutline>
+              </w:rPr>
+            </w:pPr>
+            <w:r>
+              <w:rPr>
+                <w:rStyle w:val="IntenseEmphasis"/>
+                <w:rFonts w:eastAsia="Calibri Light"/>
+                <w:b w:val="0"/>
+                <w:bCs w:val="0"/>
+                <w:i w:val="0"/>
+                <w:iCs w:val="0"/>
+                <w:color w:val="000000" w:themeColor="text1"/>
+                <w:sz w:val="28"/>
+                <w:szCs w:val="28"/>
+                <w14:shadow w14:blurRad="38100" w14:dist="19050" w14:dir="2700000" w14:sx="100000" w14:sy="100000" w14:kx="0" w14:ky="0" w14:algn="tl">
+                  <w14:schemeClr w14:val="dk1">
+                    <w14:alpha w14:val="60000"/>
+                  </w14:schemeClr>
+                </w14:shadow>
+                <w14:textOutline w14:w="0" w14:cap="flat" w14:cmpd="sng" w14:algn="ctr">
+                  <w14:noFill/>
+                  <w14:prstDash w14:val="solid"/>
+                  <w14:round/>
+                </w14:textOutline>
+              </w:rPr>
+              <w:t xml:space="preserve">- Wooden Flex Floor </w:t>
+            </w:r>
+            <w:proofErr w:type="gramStart"/>
+            <w:r>
+              <w:rPr>
+                <w:rStyle w:val="IntenseEmphasis"/>
+                <w:rFonts w:eastAsia="Calibri Light"/>
+                <w:b w:val="0"/>
+                <w:bCs w:val="0"/>
+                <w:i w:val="0"/>
+                <w:iCs w:val="0"/>
+                <w:color w:val="000000" w:themeColor="text1"/>
+                <w:sz w:val="28"/>
+                <w:szCs w:val="28"/>
+                <w14:shadow w14:blurRad="38100" w14:dist="19050" w14:dir="2700000" w14:sx="100000" w14:sy="100000" w14:kx="0" w14:ky="0" w14:algn="tl">
+                  <w14:schemeClr w14:val="dk1">
+                    <w14:alpha w14:val="60000"/>
+                  </w14:schemeClr>
+                </w14:shadow>
+                <w14:textOutline w14:w="0" w14:cap="flat" w14:cmpd="sng" w14:algn="ctr">
+                  <w14:noFill/>
+                  <w14:prstDash w14:val="solid"/>
+                  <w14:round/>
+                </w14:textOutline>
+              </w:rPr>
+              <w:t>As</w:t>
+            </w:r>
+            <w:proofErr w:type="gramEnd"/>
+            <w:r>
+              <w:rPr>
+                <w:rStyle w:val="IntenseEmphasis"/>
+                <w:rFonts w:eastAsia="Calibri Light"/>
+                <w:b w:val="0"/>
+                <w:bCs w:val="0"/>
+                <w:i w:val="0"/>
+                <w:iCs w:val="0"/>
+                <w:color w:val="000000" w:themeColor="text1"/>
+                <w:sz w:val="28"/>
+                <w:szCs w:val="28"/>
+                <w14:shadow w14:blurRad="38100" w14:dist="19050" w14:dir="2700000" w14:sx="100000" w14:sy="100000" w14:kx="0" w14:ky="0" w14:algn="tl">
+                  <w14:schemeClr w14:val="dk1">
+                    <w14:alpha w14:val="60000"/>
+                  </w14:schemeClr>
+                </w14:shadow>
+                <w14:textOutline w14:w="0" w14:cap="flat" w14:cmpd="sng" w14:algn="ctr">
+                  <w14:noFill/>
+                  <w14:prstDash w14:val="solid"/>
+                  <w14:round/>
+                </w14:textOutline>
+              </w:rPr>
+              <w:t xml:space="preserve"> Per Theme</w:t>
             </w:r>
           </w:p>
           <w:p>
@@ -4416,7 +4542,47 @@
                   <w14:round/>
                 </w14:textOutline>
               </w:rPr>
-              <w:t xml:space="preserve"> - Focus Light     [Couple Entry]</w:t>
+              <w:t xml:space="preserve"> - Focus Light  </w:t>
+            </w:r>
+            <w:proofErr w:type="gramStart"/>
+            <w:r>
+              <w:rPr>
+                <w:rFonts w:eastAsia="Calibri Light"/>
+                <w:color w:val="000000" w:themeColor="text1"/>
+                <w:sz w:val="28"/>
+                <w:szCs w:val="28"/>
+                <w14:shadow w14:blurRad="38100" w14:dist="19050" w14:dir="2700000" w14:sx="100000" w14:sy="100000" w14:kx="0" w14:ky="0" w14:algn="tl">
+                  <w14:schemeClr w14:val="dk1">
+                    <w14:alpha w14:val="60000"/>
+                  </w14:schemeClr>
+                </w14:shadow>
+                <w14:textOutline w14:w="0" w14:cap="flat" w14:cmpd="sng" w14:algn="ctr">
+                  <w14:noFill/>
+                  <w14:prstDash w14:val="solid"/>
+                  <w14:round/>
+                </w14:textOutline>
+              </w:rPr>
+              <w:t xml:space="preserve">   [</w:t>
+            </w:r>
+            <w:proofErr w:type="gramEnd"/>
+            <w:r>
+              <w:rPr>
+                <w:rFonts w:eastAsia="Calibri Light"/>
+                <w:color w:val="000000" w:themeColor="text1"/>
+                <w:sz w:val="28"/>
+                <w:szCs w:val="28"/>
+                <w14:shadow w14:blurRad="38100" w14:dist="19050" w14:dir="2700000" w14:sx="100000" w14:sy="100000" w14:kx="0" w14:ky="0" w14:algn="tl">
+                  <w14:schemeClr w14:val="dk1">
+                    <w14:alpha w14:val="60000"/>
+                  </w14:schemeClr>
+                </w14:shadow>
+                <w14:textOutline w14:w="0" w14:cap="flat" w14:cmpd="sng" w14:algn="ctr">
+                  <w14:noFill/>
+                  <w14:prstDash w14:val="solid"/>
+                  <w14:round/>
+                </w14:textOutline>
+              </w:rPr>
+              <w:t>Couple Entry]</w:t>
             </w:r>
           </w:p>
           <w:p>
@@ -4457,7 +4623,47 @@
                   <w14:round/>
                 </w14:textOutline>
               </w:rPr>
-              <w:t xml:space="preserve"> - Bubble Machine  [Couple Entry] </w:t>
+              <w:t xml:space="preserve"> - Bubble </w:t>
+            </w:r>
+            <w:proofErr w:type="gramStart"/>
+            <w:r>
+              <w:rPr>
+                <w:rFonts w:eastAsia="Calibri Light"/>
+                <w:color w:val="000000" w:themeColor="text1"/>
+                <w:sz w:val="28"/>
+                <w:szCs w:val="28"/>
+                <w14:shadow w14:blurRad="38100" w14:dist="19050" w14:dir="2700000" w14:sx="100000" w14:sy="100000" w14:kx="0" w14:ky="0" w14:algn="tl">
+                  <w14:schemeClr w14:val="dk1">
+                    <w14:alpha w14:val="60000"/>
+                  </w14:schemeClr>
+                </w14:shadow>
+                <w14:textOutline w14:w="0" w14:cap="flat" w14:cmpd="sng" w14:algn="ctr">
+                  <w14:noFill/>
+                  <w14:prstDash w14:val="solid"/>
+                  <w14:round/>
+                </w14:textOutline>
+              </w:rPr>
+              <w:t>Machine  [</w:t>
+            </w:r>
+            <w:proofErr w:type="gramEnd"/>
+            <w:r>
+              <w:rPr>
+                <w:rFonts w:eastAsia="Calibri Light"/>
+                <w:color w:val="000000" w:themeColor="text1"/>
+                <w:sz w:val="28"/>
+                <w:szCs w:val="28"/>
+                <w14:shadow w14:blurRad="38100" w14:dist="19050" w14:dir="2700000" w14:sx="100000" w14:sy="100000" w14:kx="0" w14:ky="0" w14:algn="tl">
+                  <w14:schemeClr w14:val="dk1">
+                    <w14:alpha w14:val="60000"/>
+                  </w14:schemeClr>
+                </w14:shadow>
+                <w14:textOutline w14:w="0" w14:cap="flat" w14:cmpd="sng" w14:algn="ctr">
+                  <w14:noFill/>
+                  <w14:prstDash w14:val="solid"/>
+                  <w14:round/>
+                </w14:textOutline>
+              </w:rPr>
+              <w:t xml:space="preserve">Couple Entry] </w:t>
             </w:r>
           </w:p>
           <w:p>
@@ -4539,7 +4745,47 @@
                   <w14:round/>
                 </w14:textOutline>
               </w:rPr>
-              <w:t xml:space="preserve"> - Co2 Jets(4)</w:t>
+              <w:t xml:space="preserve"> - Co2 </w:t>
+            </w:r>
+            <w:proofErr w:type="gramStart"/>
+            <w:r>
+              <w:rPr>
+                <w:rFonts w:eastAsia="Calibri Light"/>
+                <w:color w:val="000000" w:themeColor="text1"/>
+                <w:sz w:val="28"/>
+                <w:szCs w:val="28"/>
+                <w14:shadow w14:blurRad="38100" w14:dist="19050" w14:dir="2700000" w14:sx="100000" w14:sy="100000" w14:kx="0" w14:ky="0" w14:algn="tl">
+                  <w14:schemeClr w14:val="dk1">
+                    <w14:alpha w14:val="60000"/>
+                  </w14:schemeClr>
+                </w14:shadow>
+                <w14:textOutline w14:w="0" w14:cap="flat" w14:cmpd="sng" w14:algn="ctr">
+                  <w14:noFill/>
+                  <w14:prstDash w14:val="solid"/>
+                  <w14:round/>
+                </w14:textOutline>
+              </w:rPr>
+              <w:t>Jets(</w:t>
+            </w:r>
+            <w:proofErr w:type="gramEnd"/>
+            <w:r>
+              <w:rPr>
+                <w:rFonts w:eastAsia="Calibri Light"/>
+                <w:color w:val="000000" w:themeColor="text1"/>
+                <w:sz w:val="28"/>
+                <w:szCs w:val="28"/>
+                <w14:shadow w14:blurRad="38100" w14:dist="19050" w14:dir="2700000" w14:sx="100000" w14:sy="100000" w14:kx="0" w14:ky="0" w14:algn="tl">
+                  <w14:schemeClr w14:val="dk1">
+                    <w14:alpha w14:val="60000"/>
+                  </w14:schemeClr>
+                </w14:shadow>
+                <w14:textOutline w14:w="0" w14:cap="flat" w14:cmpd="sng" w14:algn="ctr">
+                  <w14:noFill/>
+                  <w14:prstDash w14:val="solid"/>
+                  <w14:round/>
+                </w14:textOutline>
+              </w:rPr>
+              <w:t>4)</w:t>
             </w:r>
           </w:p>
           <w:p>
@@ -5562,8 +5808,34 @@
                   <w14:round/>
                 </w14:textOutline>
               </w:rPr>
-              <w:t xml:space="preserve"> - Genset &amp; Labour</w:t>
-            </w:r>
+              <w:t xml:space="preserve"> - Genset &amp; </w:t>
+            </w:r>
+            <w:proofErr w:type="spellStart"/>
+            <w:r>
+              <w:rPr>
+                <w:rStyle w:val="IntenseEmphasis"/>
+                <w:rFonts w:eastAsia="Calibri Light"/>
+                <w:b w:val="0"/>
+                <w:bCs w:val="0"/>
+                <w:i w:val="0"/>
+                <w:iCs w:val="0"/>
+                <w:color w:val="000000" w:themeColor="text1"/>
+                <w:sz w:val="28"/>
+                <w:szCs w:val="28"/>
+                <w14:shadow w14:blurRad="38100" w14:dist="19050" w14:dir="2700000" w14:sx="100000" w14:sy="100000" w14:kx="0" w14:ky="0" w14:algn="tl">
+                  <w14:schemeClr w14:val="dk1">
+                    <w14:alpha w14:val="60000"/>
+                  </w14:schemeClr>
+                </w14:shadow>
+                <w14:textOutline w14:w="0" w14:cap="flat" w14:cmpd="sng" w14:algn="ctr">
+                  <w14:noFill/>
+                  <w14:prstDash w14:val="solid"/>
+                  <w14:round/>
+                </w14:textOutline>
+              </w:rPr>
+              <w:t>Labour</w:t>
+            </w:r>
+            <w:proofErr w:type="spellEnd"/>
           </w:p>
           <w:p>
             <w:pPr>
@@ -5854,56 +6126,156 @@
                   <w14:round/>
                 </w14:textOutline>
               </w:rPr>
-              <w:t xml:space="preserve"> - Wooden Console For Jockey</w:t>
-            </w:r>
-          </w:p>
-          <w:p>
-            <w:pPr>
-              <w:rPr>
-                <w:rStyle w:val="IntenseEmphasis"/>
-                <w:rFonts w:eastAsia="Calibri Light"/>
-                <w:b w:val="0"/>
-                <w:bCs w:val="0"/>
-                <w:i w:val="0"/>
-                <w:iCs w:val="0"/>
-                <w:color w:val="000000" w:themeColor="text1"/>
-                <w:sz w:val="28"/>
-                <w:szCs w:val="28"/>
-                <w14:shadow w14:blurRad="38100" w14:dist="19050" w14:dir="2700000" w14:sx="100000" w14:sy="100000" w14:kx="0" w14:ky="0" w14:algn="tl">
-                  <w14:schemeClr w14:val="dk1">
-                    <w14:alpha w14:val="60000"/>
-                  </w14:schemeClr>
-                </w14:shadow>
-                <w14:textOutline w14:w="0" w14:cap="flat" w14:cmpd="sng" w14:algn="ctr">
-                  <w14:noFill/>
-                  <w14:prstDash w14:val="solid"/>
-                  <w14:round/>
-                </w14:textOutline>
-              </w:rPr>
-            </w:pPr>
-            <w:r>
-              <w:rPr>
-                <w:rStyle w:val="IntenseEmphasis"/>
-                <w:rFonts w:eastAsia="Calibri Light"/>
-                <w:b w:val="0"/>
-                <w:bCs w:val="0"/>
-                <w:i w:val="0"/>
-                <w:iCs w:val="0"/>
-                <w:color w:val="000000" w:themeColor="text1"/>
-                <w:sz w:val="28"/>
-                <w:szCs w:val="28"/>
-                <w14:shadow w14:blurRad="38100" w14:dist="19050" w14:dir="2700000" w14:sx="100000" w14:sy="100000" w14:kx="0" w14:ky="0" w14:algn="tl">
-                  <w14:schemeClr w14:val="dk1">
-                    <w14:alpha w14:val="60000"/>
-                  </w14:schemeClr>
-                </w14:shadow>
-                <w14:textOutline w14:w="0" w14:cap="flat" w14:cmpd="sng" w14:algn="ctr">
-                  <w14:noFill/>
-                  <w14:prstDash w14:val="solid"/>
-                  <w14:round/>
-                </w14:textOutline>
-              </w:rPr>
-              <w:t xml:space="preserve"> - Flex Floor As Per Theme [Size as per space available area]</w:t>
+              <w:t xml:space="preserve"> - Wooden Console </w:t>
+            </w:r>
+            <w:proofErr w:type="gramStart"/>
+            <w:r>
+              <w:rPr>
+                <w:rStyle w:val="IntenseEmphasis"/>
+                <w:rFonts w:eastAsia="Calibri Light"/>
+                <w:b w:val="0"/>
+                <w:bCs w:val="0"/>
+                <w:i w:val="0"/>
+                <w:iCs w:val="0"/>
+                <w:color w:val="000000" w:themeColor="text1"/>
+                <w:sz w:val="28"/>
+                <w:szCs w:val="28"/>
+                <w14:shadow w14:blurRad="38100" w14:dist="19050" w14:dir="2700000" w14:sx="100000" w14:sy="100000" w14:kx="0" w14:ky="0" w14:algn="tl">
+                  <w14:schemeClr w14:val="dk1">
+                    <w14:alpha w14:val="60000"/>
+                  </w14:schemeClr>
+                </w14:shadow>
+                <w14:textOutline w14:w="0" w14:cap="flat" w14:cmpd="sng" w14:algn="ctr">
+                  <w14:noFill/>
+                  <w14:prstDash w14:val="solid"/>
+                  <w14:round/>
+                </w14:textOutline>
+              </w:rPr>
+              <w:t>For</w:t>
+            </w:r>
+            <w:proofErr w:type="gramEnd"/>
+            <w:r>
+              <w:rPr>
+                <w:rStyle w:val="IntenseEmphasis"/>
+                <w:rFonts w:eastAsia="Calibri Light"/>
+                <w:b w:val="0"/>
+                <w:bCs w:val="0"/>
+                <w:i w:val="0"/>
+                <w:iCs w:val="0"/>
+                <w:color w:val="000000" w:themeColor="text1"/>
+                <w:sz w:val="28"/>
+                <w:szCs w:val="28"/>
+                <w14:shadow w14:blurRad="38100" w14:dist="19050" w14:dir="2700000" w14:sx="100000" w14:sy="100000" w14:kx="0" w14:ky="0" w14:algn="tl">
+                  <w14:schemeClr w14:val="dk1">
+                    <w14:alpha w14:val="60000"/>
+                  </w14:schemeClr>
+                </w14:shadow>
+                <w14:textOutline w14:w="0" w14:cap="flat" w14:cmpd="sng" w14:algn="ctr">
+                  <w14:noFill/>
+                  <w14:prstDash w14:val="solid"/>
+                  <w14:round/>
+                </w14:textOutline>
+              </w:rPr>
+              <w:t xml:space="preserve"> Jockey</w:t>
+            </w:r>
+          </w:p>
+          <w:p>
+            <w:pPr>
+              <w:rPr>
+                <w:rStyle w:val="IntenseEmphasis"/>
+                <w:rFonts w:eastAsia="Calibri Light"/>
+                <w:b w:val="0"/>
+                <w:bCs w:val="0"/>
+                <w:i w:val="0"/>
+                <w:iCs w:val="0"/>
+                <w:color w:val="000000" w:themeColor="text1"/>
+                <w:sz w:val="28"/>
+                <w:szCs w:val="28"/>
+                <w14:shadow w14:blurRad="38100" w14:dist="19050" w14:dir="2700000" w14:sx="100000" w14:sy="100000" w14:kx="0" w14:ky="0" w14:algn="tl">
+                  <w14:schemeClr w14:val="dk1">
+                    <w14:alpha w14:val="60000"/>
+                  </w14:schemeClr>
+                </w14:shadow>
+                <w14:textOutline w14:w="0" w14:cap="flat" w14:cmpd="sng" w14:algn="ctr">
+                  <w14:noFill/>
+                  <w14:prstDash w14:val="solid"/>
+                  <w14:round/>
+                </w14:textOutline>
+              </w:rPr>
+            </w:pPr>
+            <w:r>
+              <w:rPr>
+                <w:rStyle w:val="IntenseEmphasis"/>
+                <w:rFonts w:eastAsia="Calibri Light"/>
+                <w:b w:val="0"/>
+                <w:bCs w:val="0"/>
+                <w:i w:val="0"/>
+                <w:iCs w:val="0"/>
+                <w:color w:val="000000" w:themeColor="text1"/>
+                <w:sz w:val="28"/>
+                <w:szCs w:val="28"/>
+                <w14:shadow w14:blurRad="38100" w14:dist="19050" w14:dir="2700000" w14:sx="100000" w14:sy="100000" w14:kx="0" w14:ky="0" w14:algn="tl">
+                  <w14:schemeClr w14:val="dk1">
+                    <w14:alpha w14:val="60000"/>
+                  </w14:schemeClr>
+                </w14:shadow>
+                <w14:textOutline w14:w="0" w14:cap="flat" w14:cmpd="sng" w14:algn="ctr">
+                  <w14:noFill/>
+                  <w14:prstDash w14:val="solid"/>
+                  <w14:round/>
+                </w14:textOutline>
+              </w:rPr>
+              <w:t xml:space="preserve"> - Flex Floor </w:t>
+            </w:r>
+            <w:proofErr w:type="gramStart"/>
+            <w:r>
+              <w:rPr>
+                <w:rStyle w:val="IntenseEmphasis"/>
+                <w:rFonts w:eastAsia="Calibri Light"/>
+                <w:b w:val="0"/>
+                <w:bCs w:val="0"/>
+                <w:i w:val="0"/>
+                <w:iCs w:val="0"/>
+                <w:color w:val="000000" w:themeColor="text1"/>
+                <w:sz w:val="28"/>
+                <w:szCs w:val="28"/>
+                <w14:shadow w14:blurRad="38100" w14:dist="19050" w14:dir="2700000" w14:sx="100000" w14:sy="100000" w14:kx="0" w14:ky="0" w14:algn="tl">
+                  <w14:schemeClr w14:val="dk1">
+                    <w14:alpha w14:val="60000"/>
+                  </w14:schemeClr>
+                </w14:shadow>
+                <w14:textOutline w14:w="0" w14:cap="flat" w14:cmpd="sng" w14:algn="ctr">
+                  <w14:noFill/>
+                  <w14:prstDash w14:val="solid"/>
+                  <w14:round/>
+                </w14:textOutline>
+              </w:rPr>
+              <w:t>As</w:t>
+            </w:r>
+            <w:proofErr w:type="gramEnd"/>
+            <w:r>
+              <w:rPr>
+                <w:rStyle w:val="IntenseEmphasis"/>
+                <w:rFonts w:eastAsia="Calibri Light"/>
+                <w:b w:val="0"/>
+                <w:bCs w:val="0"/>
+                <w:i w:val="0"/>
+                <w:iCs w:val="0"/>
+                <w:color w:val="000000" w:themeColor="text1"/>
+                <w:sz w:val="28"/>
+                <w:szCs w:val="28"/>
+                <w14:shadow w14:blurRad="38100" w14:dist="19050" w14:dir="2700000" w14:sx="100000" w14:sy="100000" w14:kx="0" w14:ky="0" w14:algn="tl">
+                  <w14:schemeClr w14:val="dk1">
+                    <w14:alpha w14:val="60000"/>
+                  </w14:schemeClr>
+                </w14:shadow>
+                <w14:textOutline w14:w="0" w14:cap="flat" w14:cmpd="sng" w14:algn="ctr">
+                  <w14:noFill/>
+                  <w14:prstDash w14:val="solid"/>
+                  <w14:round/>
+                </w14:textOutline>
+              </w:rPr>
+              <w:t xml:space="preserve"> Per Theme [Size as per space available area]</w:t>
             </w:r>
           </w:p>
         </w:tc>
@@ -6018,8 +6390,34 @@
                   <w14:round/>
                 </w14:textOutline>
               </w:rPr>
-              <w:t>- Manleen Rekhi Band Techrider</w:t>
-            </w:r>
+              <w:t xml:space="preserve">- Manleen Rekhi Band </w:t>
+            </w:r>
+            <w:proofErr w:type="spellStart"/>
+            <w:r>
+              <w:rPr>
+                <w:rStyle w:val="IntenseEmphasis"/>
+                <w:rFonts w:eastAsia="Calibri Light"/>
+                <w:b w:val="0"/>
+                <w:bCs w:val="0"/>
+                <w:i w:val="0"/>
+                <w:iCs w:val="0"/>
+                <w:color w:val="000000" w:themeColor="text1"/>
+                <w:sz w:val="28"/>
+                <w:szCs w:val="28"/>
+                <w14:shadow w14:blurRad="38100" w14:dist="19050" w14:dir="2700000" w14:sx="100000" w14:sy="100000" w14:kx="0" w14:ky="0" w14:algn="tl">
+                  <w14:schemeClr w14:val="dk1">
+                    <w14:alpha w14:val="60000"/>
+                  </w14:schemeClr>
+                </w14:shadow>
+                <w14:textOutline w14:w="0" w14:cap="flat" w14:cmpd="sng" w14:algn="ctr">
+                  <w14:noFill/>
+                  <w14:prstDash w14:val="solid"/>
+                  <w14:round/>
+                </w14:textOutline>
+              </w:rPr>
+              <w:t>Techrider</w:t>
+            </w:r>
+            <w:proofErr w:type="spellEnd"/>
           </w:p>
         </w:tc>
         <w:tc>
@@ -6503,7 +6901,47 @@
                   <w14:round/>
                 </w14:textOutline>
               </w:rPr>
-              <w:t xml:space="preserve"> - Flower Shower On Couple [Genda]</w:t>
+              <w:t xml:space="preserve"> - Flower Shower </w:t>
+            </w:r>
+            <w:proofErr w:type="gramStart"/>
+            <w:r>
+              <w:rPr>
+                <w:rFonts w:eastAsia="Calibri Light"/>
+                <w:color w:val="000000" w:themeColor="text1"/>
+                <w:sz w:val="28"/>
+                <w:szCs w:val="28"/>
+                <w14:shadow w14:blurRad="38100" w14:dist="19050" w14:dir="2700000" w14:sx="100000" w14:sy="100000" w14:kx="0" w14:ky="0" w14:algn="tl">
+                  <w14:schemeClr w14:val="dk1">
+                    <w14:alpha w14:val="60000"/>
+                  </w14:schemeClr>
+                </w14:shadow>
+                <w14:textOutline w14:w="0" w14:cap="flat" w14:cmpd="sng" w14:algn="ctr">
+                  <w14:noFill/>
+                  <w14:prstDash w14:val="solid"/>
+                  <w14:round/>
+                </w14:textOutline>
+              </w:rPr>
+              <w:t>On</w:t>
+            </w:r>
+            <w:proofErr w:type="gramEnd"/>
+            <w:r>
+              <w:rPr>
+                <w:rFonts w:eastAsia="Calibri Light"/>
+                <w:color w:val="000000" w:themeColor="text1"/>
+                <w:sz w:val="28"/>
+                <w:szCs w:val="28"/>
+                <w14:shadow w14:blurRad="38100" w14:dist="19050" w14:dir="2700000" w14:sx="100000" w14:sy="100000" w14:kx="0" w14:ky="0" w14:algn="tl">
+                  <w14:schemeClr w14:val="dk1">
+                    <w14:alpha w14:val="60000"/>
+                  </w14:schemeClr>
+                </w14:shadow>
+                <w14:textOutline w14:w="0" w14:cap="flat" w14:cmpd="sng" w14:algn="ctr">
+                  <w14:noFill/>
+                  <w14:prstDash w14:val="solid"/>
+                  <w14:round/>
+                </w14:textOutline>
+              </w:rPr>
+              <w:t xml:space="preserve"> Couple [Genda]</w:t>
             </w:r>
           </w:p>
           <w:p>
@@ -7643,6 +8081,55 @@
                   <w14:round/>
                 </w14:textOutline>
               </w:rPr>
+              <w:t>- Tech Rider For Indian Classical</w:t>
+            </w:r>
+          </w:p>
+          <w:p>
+            <w:pPr>
+              <w:rPr>
+                <w:rStyle w:val="IntenseEmphasis"/>
+                <w:rFonts w:eastAsia="Calibri Light"/>
+                <w:b w:val="0"/>
+                <w:bCs w:val="0"/>
+                <w:i w:val="0"/>
+                <w:iCs w:val="0"/>
+                <w:color w:val="000000" w:themeColor="text1"/>
+                <w:sz w:val="28"/>
+                <w:szCs w:val="28"/>
+                <w14:shadow w14:blurRad="38100" w14:dist="19050" w14:dir="2700000" w14:sx="100000" w14:sy="100000" w14:kx="0" w14:ky="0" w14:algn="tl">
+                  <w14:schemeClr w14:val="dk1">
+                    <w14:alpha w14:val="60000"/>
+                  </w14:schemeClr>
+                </w14:shadow>
+                <w14:textOutline w14:w="0" w14:cap="flat" w14:cmpd="sng" w14:algn="ctr">
+                  <w14:noFill/>
+                  <w14:prstDash w14:val="solid"/>
+                  <w14:round/>
+                </w14:textOutline>
+              </w:rPr>
+            </w:pPr>
+            <w:r>
+              <w:rPr>
+                <w:rStyle w:val="IntenseEmphasis"/>
+                <w:rFonts w:eastAsia="Calibri Light"/>
+                <w:b w:val="0"/>
+                <w:bCs w:val="0"/>
+                <w:i w:val="0"/>
+                <w:iCs w:val="0"/>
+                <w:color w:val="000000" w:themeColor="text1"/>
+                <w:sz w:val="28"/>
+                <w:szCs w:val="28"/>
+                <w14:shadow w14:blurRad="38100" w14:dist="19050" w14:dir="2700000" w14:sx="100000" w14:sy="100000" w14:kx="0" w14:ky="0" w14:algn="tl">
+                  <w14:schemeClr w14:val="dk1">
+                    <w14:alpha w14:val="60000"/>
+                  </w14:schemeClr>
+                </w14:shadow>
+                <w14:textOutline w14:w="0" w14:cap="flat" w14:cmpd="sng" w14:algn="ctr">
+                  <w14:noFill/>
+                  <w14:prstDash w14:val="solid"/>
+                  <w14:round/>
+                </w14:textOutline>
+              </w:rPr>
               <w:t>- Genset &amp; Labor</w:t>
             </w:r>
           </w:p>
@@ -7799,31 +8286,7 @@
                   <w14:round/>
                 </w14:textOutline>
               </w:rPr>
-              <w:t>90</w:t>
-            </w:r>
-            <w:r>
-              <w:rPr>
-                <w:rStyle w:val="IntenseEmphasis"/>
-                <w:rFonts w:eastAsia="Calibri Light"/>
-                <w:b w:val="0"/>
-                <w:bCs w:val="0"/>
-                <w:i w:val="0"/>
-                <w:iCs w:val="0"/>
-                <w:color w:val="000000" w:themeColor="text1"/>
-                <w:sz w:val="28"/>
-                <w:szCs w:val="28"/>
-                <w14:shadow w14:blurRad="38100" w14:dist="19050" w14:dir="2700000" w14:sx="100000" w14:sy="100000" w14:kx="0" w14:ky="0" w14:algn="tl">
-                  <w14:schemeClr w14:val="dk1">
-                    <w14:alpha w14:val="60000"/>
-                  </w14:schemeClr>
-                </w14:shadow>
-                <w14:textOutline w14:w="0" w14:cap="flat" w14:cmpd="sng" w14:algn="ctr">
-                  <w14:noFill/>
-                  <w14:prstDash w14:val="solid"/>
-                  <w14:round/>
-                </w14:textOutline>
-              </w:rPr>
-              <w:t>,000 /-</w:t>
+              <w:t>1,25,000 /-</w:t>
             </w:r>
           </w:p>
         </w:tc>
@@ -8654,7 +9117,57 @@
                   <w14:round/>
                 </w14:textOutline>
               </w:rPr>
-              <w:t xml:space="preserve"> - Led Or Flex Floor As Per Requirement</w:t>
+              <w:t xml:space="preserve"> - Led Or Flex Floor </w:t>
+            </w:r>
+            <w:proofErr w:type="gramStart"/>
+            <w:r>
+              <w:rPr>
+                <w:rStyle w:val="IntenseEmphasis"/>
+                <w:rFonts w:eastAsia="Calibri Light"/>
+                <w:b w:val="0"/>
+                <w:bCs w:val="0"/>
+                <w:i w:val="0"/>
+                <w:iCs w:val="0"/>
+                <w:color w:val="000000" w:themeColor="text1"/>
+                <w:sz w:val="28"/>
+                <w:szCs w:val="28"/>
+                <w14:shadow w14:blurRad="38100" w14:dist="19050" w14:dir="2700000" w14:sx="100000" w14:sy="100000" w14:kx="0" w14:ky="0" w14:algn="tl">
+                  <w14:schemeClr w14:val="dk1">
+                    <w14:alpha w14:val="60000"/>
+                  </w14:schemeClr>
+                </w14:shadow>
+                <w14:textOutline w14:w="0" w14:cap="flat" w14:cmpd="sng" w14:algn="ctr">
+                  <w14:noFill/>
+                  <w14:prstDash w14:val="solid"/>
+                  <w14:round/>
+                </w14:textOutline>
+              </w:rPr>
+              <w:t>As</w:t>
+            </w:r>
+            <w:proofErr w:type="gramEnd"/>
+            <w:r>
+              <w:rPr>
+                <w:rStyle w:val="IntenseEmphasis"/>
+                <w:rFonts w:eastAsia="Calibri Light"/>
+                <w:b w:val="0"/>
+                <w:bCs w:val="0"/>
+                <w:i w:val="0"/>
+                <w:iCs w:val="0"/>
+                <w:color w:val="000000" w:themeColor="text1"/>
+                <w:sz w:val="28"/>
+                <w:szCs w:val="28"/>
+                <w14:shadow w14:blurRad="38100" w14:dist="19050" w14:dir="2700000" w14:sx="100000" w14:sy="100000" w14:kx="0" w14:ky="0" w14:algn="tl">
+                  <w14:schemeClr w14:val="dk1">
+                    <w14:alpha w14:val="60000"/>
+                  </w14:schemeClr>
+                </w14:shadow>
+                <w14:textOutline w14:w="0" w14:cap="flat" w14:cmpd="sng" w14:algn="ctr">
+                  <w14:noFill/>
+                  <w14:prstDash w14:val="solid"/>
+                  <w14:round/>
+                </w14:textOutline>
+              </w:rPr>
+              <w:t xml:space="preserve"> Per Requirement</w:t>
             </w:r>
           </w:p>
           <w:p>
@@ -9128,268 +9641,6 @@
                   <w14:round/>
                 </w14:textOutline>
               </w:rPr>
-              <w:t xml:space="preserve">- </w:t>
-            </w:r>
-            <w:r>
-              <w:rPr>
-                <w:rStyle w:val="IntenseEmphasis"/>
-                <w:rFonts w:eastAsia="Calibri Light"/>
-                <w:b w:val="0"/>
-                <w:bCs w:val="0"/>
-                <w:i w:val="0"/>
-                <w:iCs w:val="0"/>
-                <w:color w:val="000000" w:themeColor="text1"/>
-                <w:sz w:val="28"/>
-                <w:szCs w:val="28"/>
-                <w14:shadow w14:blurRad="38100" w14:dist="19050" w14:dir="2700000" w14:sx="100000" w14:sy="100000" w14:kx="0" w14:ky="0" w14:algn="tl">
-                  <w14:schemeClr w14:val="dk1">
-                    <w14:alpha w14:val="60000"/>
-                  </w14:schemeClr>
-                </w14:shadow>
-                <w14:textOutline w14:w="0" w14:cap="flat" w14:cmpd="sng" w14:algn="ctr">
-                  <w14:noFill/>
-                  <w14:prstDash w14:val="solid"/>
-                  <w14:round/>
-                </w14:textOutline>
-              </w:rPr>
-              <w:t>Tech-rider For Indian Classical</w:t>
-            </w:r>
-          </w:p>
-          <w:p>
-            <w:pPr>
-              <w:rPr>
-                <w:rStyle w:val="IntenseEmphasis"/>
-                <w:rFonts w:eastAsia="Calibri Light"/>
-                <w:b w:val="0"/>
-                <w:bCs w:val="0"/>
-                <w:i w:val="0"/>
-                <w:iCs w:val="0"/>
-                <w:color w:val="000000" w:themeColor="text1"/>
-                <w:sz w:val="28"/>
-                <w:szCs w:val="28"/>
-                <w14:shadow w14:blurRad="38100" w14:dist="19050" w14:dir="2700000" w14:sx="100000" w14:sy="100000" w14:kx="0" w14:ky="0" w14:algn="tl">
-                  <w14:schemeClr w14:val="dk1">
-                    <w14:alpha w14:val="60000"/>
-                  </w14:schemeClr>
-                </w14:shadow>
-                <w14:textOutline w14:w="0" w14:cap="flat" w14:cmpd="sng" w14:algn="ctr">
-                  <w14:noFill/>
-                  <w14:prstDash w14:val="solid"/>
-                  <w14:round/>
-                </w14:textOutline>
-              </w:rPr>
-            </w:pPr>
-          </w:p>
-        </w:tc>
-        <w:tc>
-          <w:tcPr>
-            <w:tcW w:w="2613" w:type="dxa"/>
-          </w:tcPr>
-          <w:p>
-            <w:pPr>
-              <w:jc w:val="center"/>
-              <w:rPr>
-                <w:rStyle w:val="IntenseEmphasis"/>
-                <w:rFonts w:eastAsia="Calibri Light"/>
-                <w:b w:val="0"/>
-                <w:bCs w:val="0"/>
-                <w:i w:val="0"/>
-                <w:iCs w:val="0"/>
-                <w:color w:val="000000" w:themeColor="text1"/>
-                <w:sz w:val="28"/>
-                <w:szCs w:val="28"/>
-                <w14:shadow w14:blurRad="38100" w14:dist="19050" w14:dir="2700000" w14:sx="100000" w14:sy="100000" w14:kx="0" w14:ky="0" w14:algn="tl">
-                  <w14:schemeClr w14:val="dk1">
-                    <w14:alpha w14:val="60000"/>
-                  </w14:schemeClr>
-                </w14:shadow>
-                <w14:textOutline w14:w="0" w14:cap="flat" w14:cmpd="sng" w14:algn="ctr">
-                  <w14:noFill/>
-                  <w14:prstDash w14:val="solid"/>
-                  <w14:round/>
-                </w14:textOutline>
-              </w:rPr>
-            </w:pPr>
-          </w:p>
-          <w:p>
-            <w:pPr>
-              <w:jc w:val="center"/>
-              <w:rPr>
-                <w:rStyle w:val="IntenseEmphasis"/>
-                <w:rFonts w:eastAsia="Calibri Light"/>
-                <w:b w:val="0"/>
-                <w:bCs w:val="0"/>
-                <w:i w:val="0"/>
-                <w:iCs w:val="0"/>
-                <w:color w:val="000000" w:themeColor="text1"/>
-                <w:sz w:val="28"/>
-                <w:szCs w:val="28"/>
-                <w14:shadow w14:blurRad="38100" w14:dist="19050" w14:dir="2700000" w14:sx="100000" w14:sy="100000" w14:kx="0" w14:ky="0" w14:algn="tl">
-                  <w14:schemeClr w14:val="dk1">
-                    <w14:alpha w14:val="60000"/>
-                  </w14:schemeClr>
-                </w14:shadow>
-                <w14:textOutline w14:w="0" w14:cap="flat" w14:cmpd="sng" w14:algn="ctr">
-                  <w14:noFill/>
-                  <w14:prstDash w14:val="solid"/>
-                  <w14:round/>
-                </w14:textOutline>
-              </w:rPr>
-            </w:pPr>
-            <w:r>
-              <w:rPr>
-                <w:rStyle w:val="IntenseEmphasis"/>
-                <w:rFonts w:eastAsia="Calibri Light"/>
-                <w:b w:val="0"/>
-                <w:bCs w:val="0"/>
-                <w:i w:val="0"/>
-                <w:iCs w:val="0"/>
-                <w:color w:val="000000" w:themeColor="text1"/>
-                <w:sz w:val="28"/>
-                <w:szCs w:val="28"/>
-                <w14:shadow w14:blurRad="38100" w14:dist="19050" w14:dir="2700000" w14:sx="100000" w14:sy="100000" w14:kx="0" w14:ky="0" w14:algn="tl">
-                  <w14:schemeClr w14:val="dk1">
-                    <w14:alpha w14:val="60000"/>
-                  </w14:schemeClr>
-                </w14:shadow>
-                <w14:textOutline w14:w="0" w14:cap="flat" w14:cmpd="sng" w14:algn="ctr">
-                  <w14:noFill/>
-                  <w14:prstDash w14:val="solid"/>
-                  <w14:round/>
-                </w14:textOutline>
-              </w:rPr>
-              <w:t>1,</w:t>
-            </w:r>
-            <w:r>
-              <w:rPr>
-                <w:rStyle w:val="IntenseEmphasis"/>
-                <w:rFonts w:eastAsia="Calibri Light"/>
-                <w:b w:val="0"/>
-                <w:bCs w:val="0"/>
-                <w:i w:val="0"/>
-                <w:iCs w:val="0"/>
-                <w:color w:val="000000" w:themeColor="text1"/>
-                <w:sz w:val="28"/>
-                <w:szCs w:val="28"/>
-                <w14:shadow w14:blurRad="38100" w14:dist="19050" w14:dir="2700000" w14:sx="100000" w14:sy="100000" w14:kx="0" w14:ky="0" w14:algn="tl">
-                  <w14:schemeClr w14:val="dk1">
-                    <w14:alpha w14:val="60000"/>
-                  </w14:schemeClr>
-                </w14:shadow>
-                <w14:textOutline w14:w="0" w14:cap="flat" w14:cmpd="sng" w14:algn="ctr">
-                  <w14:noFill/>
-                  <w14:prstDash w14:val="solid"/>
-                  <w14:round/>
-                </w14:textOutline>
-              </w:rPr>
-              <w:t>25</w:t>
-            </w:r>
-            <w:r>
-              <w:rPr>
-                <w:rStyle w:val="IntenseEmphasis"/>
-                <w:rFonts w:eastAsia="Calibri Light"/>
-                <w:b w:val="0"/>
-                <w:bCs w:val="0"/>
-                <w:i w:val="0"/>
-                <w:iCs w:val="0"/>
-                <w:color w:val="000000" w:themeColor="text1"/>
-                <w:sz w:val="28"/>
-                <w:szCs w:val="28"/>
-                <w14:shadow w14:blurRad="38100" w14:dist="19050" w14:dir="2700000" w14:sx="100000" w14:sy="100000" w14:kx="0" w14:ky="0" w14:algn="tl">
-                  <w14:schemeClr w14:val="dk1">
-                    <w14:alpha w14:val="60000"/>
-                  </w14:schemeClr>
-                </w14:shadow>
-                <w14:textOutline w14:w="0" w14:cap="flat" w14:cmpd="sng" w14:algn="ctr">
-                  <w14:noFill/>
-                  <w14:prstDash w14:val="solid"/>
-                  <w14:round/>
-                </w14:textOutline>
-              </w:rPr>
-              <w:t>,000 /-</w:t>
-            </w:r>
-          </w:p>
-        </w:tc>
-      </w:tr>
-      <w:tr>
-        <w:trPr>
-          <w:trHeight w:val="908"/>
-        </w:trPr>
-        <w:tc>
-          <w:tcPr>
-            <w:tcW w:w="6745" w:type="dxa"/>
-          </w:tcPr>
-          <w:p>
-            <w:pPr>
-              <w:rPr>
-                <w:rStyle w:val="IntenseEmphasis"/>
-                <w:rFonts w:eastAsia="Calibri Light"/>
-                <w:b w:val="0"/>
-                <w:bCs w:val="0"/>
-                <w:i w:val="0"/>
-                <w:iCs w:val="0"/>
-                <w:color w:val="000000" w:themeColor="text1"/>
-                <w:sz w:val="28"/>
-                <w:szCs w:val="28"/>
-                <w14:shadow w14:blurRad="38100" w14:dist="19050" w14:dir="2700000" w14:sx="100000" w14:sy="100000" w14:kx="0" w14:ky="0" w14:algn="tl">
-                  <w14:schemeClr w14:val="dk1">
-                    <w14:alpha w14:val="60000"/>
-                  </w14:schemeClr>
-                </w14:shadow>
-                <w14:textOutline w14:w="0" w14:cap="flat" w14:cmpd="sng" w14:algn="ctr">
-                  <w14:noFill/>
-                  <w14:prstDash w14:val="solid"/>
-                  <w14:round/>
-                </w14:textOutline>
-              </w:rPr>
-            </w:pPr>
-          </w:p>
-          <w:p>
-            <w:pPr>
-              <w:rPr>
-                <w:rStyle w:val="IntenseEmphasis"/>
-                <w:rFonts w:eastAsia="Calibri Light"/>
-                <w:b w:val="0"/>
-                <w:bCs w:val="0"/>
-                <w:i w:val="0"/>
-                <w:iCs w:val="0"/>
-                <w:color w:val="000000" w:themeColor="text1"/>
-                <w:sz w:val="28"/>
-                <w:szCs w:val="28"/>
-                <w14:shadow w14:blurRad="38100" w14:dist="19050" w14:dir="2700000" w14:sx="100000" w14:sy="100000" w14:kx="0" w14:ky="0" w14:algn="tl">
-                  <w14:schemeClr w14:val="dk1">
-                    <w14:alpha w14:val="60000"/>
-                  </w14:schemeClr>
-                </w14:shadow>
-                <w14:textOutline w14:w="0" w14:cap="flat" w14:cmpd="sng" w14:algn="ctr">
-                  <w14:noFill/>
-                  <w14:prstDash w14:val="solid"/>
-                  <w14:round/>
-                </w14:textOutline>
-              </w:rPr>
-            </w:pPr>
-            <w:r>
-              <w:rPr>
-                <w:rStyle w:val="IntenseEmphasis"/>
-                <w:rFonts w:eastAsia="Calibri Light"/>
-                <w:b w:val="0"/>
-                <w:bCs w:val="0"/>
-                <w:i w:val="0"/>
-                <w:iCs w:val="0"/>
-                <w:color w:val="000000" w:themeColor="text1"/>
-                <w:sz w:val="28"/>
-                <w:szCs w:val="28"/>
-                <w14:shadow w14:blurRad="38100" w14:dist="19050" w14:dir="2700000" w14:sx="100000" w14:sy="100000" w14:kx="0" w14:ky="0" w14:algn="tl">
-                  <w14:schemeClr w14:val="dk1">
-                    <w14:alpha w14:val="60000"/>
-                  </w14:schemeClr>
-                </w14:shadow>
-                <w14:textOutline w14:w="0" w14:cap="flat" w14:cmpd="sng" w14:algn="ctr">
-                  <w14:noFill/>
-                  <w14:prstDash w14:val="solid"/>
-                  <w14:round/>
-                </w14:textOutline>
-              </w:rPr>
               <w:t>- Bride Groom Artists</w:t>
             </w:r>
             <w:r>
@@ -9671,7 +9922,47 @@
                   <w14:round/>
                 </w14:textOutline>
               </w:rPr>
-              <w:t xml:space="preserve"> - Sparkle Machines On Stage</w:t>
+              <w:t xml:space="preserve"> - Sparkle Machines </w:t>
+            </w:r>
+            <w:proofErr w:type="gramStart"/>
+            <w:r>
+              <w:rPr>
+                <w:rFonts w:eastAsia="Calibri Light"/>
+                <w:color w:val="000000" w:themeColor="text1"/>
+                <w:sz w:val="28"/>
+                <w:szCs w:val="28"/>
+                <w14:shadow w14:blurRad="38100" w14:dist="19050" w14:dir="2700000" w14:sx="100000" w14:sy="100000" w14:kx="0" w14:ky="0" w14:algn="tl">
+                  <w14:schemeClr w14:val="dk1">
+                    <w14:alpha w14:val="60000"/>
+                  </w14:schemeClr>
+                </w14:shadow>
+                <w14:textOutline w14:w="0" w14:cap="flat" w14:cmpd="sng" w14:algn="ctr">
+                  <w14:noFill/>
+                  <w14:prstDash w14:val="solid"/>
+                  <w14:round/>
+                </w14:textOutline>
+              </w:rPr>
+              <w:t>On</w:t>
+            </w:r>
+            <w:proofErr w:type="gramEnd"/>
+            <w:r>
+              <w:rPr>
+                <w:rFonts w:eastAsia="Calibri Light"/>
+                <w:color w:val="000000" w:themeColor="text1"/>
+                <w:sz w:val="28"/>
+                <w:szCs w:val="28"/>
+                <w14:shadow w14:blurRad="38100" w14:dist="19050" w14:dir="2700000" w14:sx="100000" w14:sy="100000" w14:kx="0" w14:ky="0" w14:algn="tl">
+                  <w14:schemeClr w14:val="dk1">
+                    <w14:alpha w14:val="60000"/>
+                  </w14:schemeClr>
+                </w14:shadow>
+                <w14:textOutline w14:w="0" w14:cap="flat" w14:cmpd="sng" w14:algn="ctr">
+                  <w14:noFill/>
+                  <w14:prstDash w14:val="solid"/>
+                  <w14:round/>
+                </w14:textOutline>
+              </w:rPr>
+              <w:t xml:space="preserve"> Stage</w:t>
             </w:r>
           </w:p>
           <w:p>
@@ -9750,7 +10041,47 @@
                   <w14:round/>
                 </w14:textOutline>
               </w:rPr>
-              <w:t xml:space="preserve"> - Flower Shower From Left &amp; Right Side</w:t>
+              <w:t xml:space="preserve"> - Flower Shower </w:t>
+            </w:r>
+            <w:proofErr w:type="gramStart"/>
+            <w:r>
+              <w:rPr>
+                <w:rFonts w:eastAsia="Calibri Light"/>
+                <w:color w:val="000000" w:themeColor="text1"/>
+                <w:sz w:val="28"/>
+                <w:szCs w:val="28"/>
+                <w14:shadow w14:blurRad="38100" w14:dist="19050" w14:dir="2700000" w14:sx="100000" w14:sy="100000" w14:kx="0" w14:ky="0" w14:algn="tl">
+                  <w14:schemeClr w14:val="dk1">
+                    <w14:alpha w14:val="60000"/>
+                  </w14:schemeClr>
+                </w14:shadow>
+                <w14:textOutline w14:w="0" w14:cap="flat" w14:cmpd="sng" w14:algn="ctr">
+                  <w14:noFill/>
+                  <w14:prstDash w14:val="solid"/>
+                  <w14:round/>
+                </w14:textOutline>
+              </w:rPr>
+              <w:t>From</w:t>
+            </w:r>
+            <w:proofErr w:type="gramEnd"/>
+            <w:r>
+              <w:rPr>
+                <w:rFonts w:eastAsia="Calibri Light"/>
+                <w:color w:val="000000" w:themeColor="text1"/>
+                <w:sz w:val="28"/>
+                <w:szCs w:val="28"/>
+                <w14:shadow w14:blurRad="38100" w14:dist="19050" w14:dir="2700000" w14:sx="100000" w14:sy="100000" w14:kx="0" w14:ky="0" w14:algn="tl">
+                  <w14:schemeClr w14:val="dk1">
+                    <w14:alpha w14:val="60000"/>
+                  </w14:schemeClr>
+                </w14:shadow>
+                <w14:textOutline w14:w="0" w14:cap="flat" w14:cmpd="sng" w14:algn="ctr">
+                  <w14:noFill/>
+                  <w14:prstDash w14:val="solid"/>
+                  <w14:round/>
+                </w14:textOutline>
+              </w:rPr>
+              <w:t xml:space="preserve"> Left &amp; Right Side</w:t>
             </w:r>
           </w:p>
         </w:tc>
@@ -9993,16 +10324,6 @@
         </w:tc>
       </w:tr>
     </w:tbl>
-    <w:p>
-      <w:pPr>
-        <w:rPr>
-          <w:rFonts w:asciiTheme="majorHAnsi" w:eastAsiaTheme="majorEastAsia" w:hAnsiTheme="majorHAnsi" w:cstheme="majorBidi"/>
-          <w:b/>
-          <w:bCs/>
-          <w:color w:val="538135" w:themeColor="accent6" w:themeShade="BF"/>
-        </w:rPr>
-      </w:pPr>
-    </w:p>
     <w:p>
       <w:pPr>
         <w:rPr>
@@ -10517,152 +10838,253 @@
                 </w14:textOutline>
               </w:rPr>
             </w:pPr>
-          </w:p>
-          <w:p>
-            <w:pPr>
-              <w:rPr>
-                <w:rStyle w:val="IntenseEmphasis"/>
-                <w:rFonts w:eastAsia="Calibri Light"/>
-                <w:b w:val="0"/>
-                <w:bCs w:val="0"/>
-                <w:i w:val="0"/>
-                <w:iCs w:val="0"/>
-                <w:color w:val="000000" w:themeColor="text1"/>
-                <w:sz w:val="28"/>
-                <w:szCs w:val="28"/>
-                <w14:shadow w14:blurRad="38100" w14:dist="19050" w14:dir="2700000" w14:sx="100000" w14:sy="100000" w14:kx="0" w14:ky="0" w14:algn="tl">
-                  <w14:schemeClr w14:val="dk1">
-                    <w14:alpha w14:val="60000"/>
-                  </w14:schemeClr>
-                </w14:shadow>
-                <w14:textOutline w14:w="0" w14:cap="flat" w14:cmpd="sng" w14:algn="ctr">
-                  <w14:noFill/>
-                  <w14:prstDash w14:val="solid"/>
-                  <w14:round/>
-                </w14:textOutline>
-              </w:rPr>
-            </w:pPr>
-            <w:r>
-              <w:rPr>
-                <w:rStyle w:val="IntenseEmphasis"/>
-                <w:rFonts w:eastAsia="Calibri Light"/>
-                <w:b w:val="0"/>
-                <w:bCs w:val="0"/>
-                <w:i w:val="0"/>
-                <w:iCs w:val="0"/>
-                <w:color w:val="000000" w:themeColor="text1"/>
-                <w:sz w:val="28"/>
-                <w:szCs w:val="28"/>
-                <w14:shadow w14:blurRad="38100" w14:dist="19050" w14:dir="2700000" w14:sx="100000" w14:sy="100000" w14:kx="0" w14:ky="0" w14:algn="tl">
-                  <w14:schemeClr w14:val="dk1">
-                    <w14:alpha w14:val="60000"/>
-                  </w14:schemeClr>
-                </w14:shadow>
-                <w14:textOutline w14:w="0" w14:cap="flat" w14:cmpd="sng" w14:algn="ctr">
-                  <w14:noFill/>
-                  <w14:prstDash w14:val="solid"/>
-                  <w14:round/>
-                </w14:textOutline>
-              </w:rPr>
-              <w:t xml:space="preserve"> - 10 Led Chattar</w:t>
-            </w:r>
-          </w:p>
-          <w:p>
-            <w:pPr>
-              <w:rPr>
-                <w:rStyle w:val="IntenseEmphasis"/>
-                <w:rFonts w:eastAsia="Calibri Light"/>
-                <w:b w:val="0"/>
-                <w:bCs w:val="0"/>
-                <w:i w:val="0"/>
-                <w:iCs w:val="0"/>
-                <w:color w:val="000000" w:themeColor="text1"/>
-                <w:sz w:val="28"/>
-                <w:szCs w:val="28"/>
-                <w14:shadow w14:blurRad="38100" w14:dist="19050" w14:dir="2700000" w14:sx="100000" w14:sy="100000" w14:kx="0" w14:ky="0" w14:algn="tl">
-                  <w14:schemeClr w14:val="dk1">
-                    <w14:alpha w14:val="60000"/>
-                  </w14:schemeClr>
-                </w14:shadow>
-                <w14:textOutline w14:w="0" w14:cap="flat" w14:cmpd="sng" w14:algn="ctr">
-                  <w14:noFill/>
-                  <w14:prstDash w14:val="solid"/>
-                  <w14:round/>
-                </w14:textOutline>
-              </w:rPr>
-            </w:pPr>
-            <w:r>
-              <w:rPr>
-                <w:rStyle w:val="IntenseEmphasis"/>
-                <w:rFonts w:eastAsia="Calibri Light"/>
-                <w:b w:val="0"/>
-                <w:bCs w:val="0"/>
-                <w:i w:val="0"/>
-                <w:iCs w:val="0"/>
-                <w:color w:val="000000" w:themeColor="text1"/>
-                <w:sz w:val="28"/>
-                <w:szCs w:val="28"/>
-                <w14:shadow w14:blurRad="38100" w14:dist="19050" w14:dir="2700000" w14:sx="100000" w14:sy="100000" w14:kx="0" w14:ky="0" w14:algn="tl">
-                  <w14:schemeClr w14:val="dk1">
-                    <w14:alpha w14:val="60000"/>
-                  </w14:schemeClr>
-                </w14:shadow>
-                <w14:textOutline w14:w="0" w14:cap="flat" w14:cmpd="sng" w14:algn="ctr">
-                  <w14:noFill/>
-                  <w14:prstDash w14:val="solid"/>
-                  <w14:round/>
-                </w14:textOutline>
-              </w:rPr>
-              <w:t xml:space="preserve"> - Ghodi For Ritual</w:t>
-            </w:r>
-          </w:p>
-          <w:p>
-            <w:pPr>
-              <w:rPr>
-                <w:rStyle w:val="IntenseEmphasis"/>
-                <w:rFonts w:eastAsia="Calibri Light"/>
-                <w:b w:val="0"/>
-                <w:bCs w:val="0"/>
-                <w:i w:val="0"/>
-                <w:iCs w:val="0"/>
-                <w:color w:val="000000" w:themeColor="text1"/>
-                <w:sz w:val="28"/>
-                <w:szCs w:val="28"/>
-                <w14:shadow w14:blurRad="38100" w14:dist="19050" w14:dir="2700000" w14:sx="100000" w14:sy="100000" w14:kx="0" w14:ky="0" w14:algn="tl">
-                  <w14:schemeClr w14:val="dk1">
-                    <w14:alpha w14:val="60000"/>
-                  </w14:schemeClr>
-                </w14:shadow>
-                <w14:textOutline w14:w="0" w14:cap="flat" w14:cmpd="sng" w14:algn="ctr">
-                  <w14:noFill/>
-                  <w14:prstDash w14:val="solid"/>
-                  <w14:round/>
-                </w14:textOutline>
-              </w:rPr>
-            </w:pPr>
-            <w:r>
-              <w:rPr>
-                <w:rStyle w:val="IntenseEmphasis"/>
-                <w:rFonts w:eastAsia="Calibri Light"/>
-                <w:b w:val="0"/>
-                <w:bCs w:val="0"/>
-                <w:i w:val="0"/>
-                <w:iCs w:val="0"/>
-                <w:color w:val="000000" w:themeColor="text1"/>
-                <w:sz w:val="28"/>
-                <w:szCs w:val="28"/>
-                <w14:shadow w14:blurRad="38100" w14:dist="19050" w14:dir="2700000" w14:sx="100000" w14:sy="100000" w14:kx="0" w14:ky="0" w14:algn="tl">
-                  <w14:schemeClr w14:val="dk1">
-                    <w14:alpha w14:val="60000"/>
-                  </w14:schemeClr>
-                </w14:shadow>
-                <w14:textOutline w14:w="0" w14:cap="flat" w14:cmpd="sng" w14:algn="ctr">
-                  <w14:noFill/>
-                  <w14:prstDash w14:val="solid"/>
-                  <w14:round/>
-                </w14:textOutline>
-              </w:rPr>
-              <w:t xml:space="preserve"> - Double Decker DJ On Wheels</w:t>
+            <w:r>
+              <w:rPr>
+                <w:rStyle w:val="IntenseEmphasis"/>
+                <w:rFonts w:eastAsia="Calibri Light"/>
+                <w:b w:val="0"/>
+                <w:bCs w:val="0"/>
+                <w:i w:val="0"/>
+                <w:iCs w:val="0"/>
+                <w:color w:val="000000" w:themeColor="text1"/>
+                <w:sz w:val="28"/>
+                <w:szCs w:val="28"/>
+                <w14:shadow w14:blurRad="38100" w14:dist="19050" w14:dir="2700000" w14:sx="100000" w14:sy="100000" w14:kx="0" w14:ky="0" w14:algn="tl">
+                  <w14:schemeClr w14:val="dk1">
+                    <w14:alpha w14:val="60000"/>
+                  </w14:schemeClr>
+                </w14:shadow>
+                <w14:textOutline w14:w="0" w14:cap="flat" w14:cmpd="sng" w14:algn="ctr">
+                  <w14:noFill/>
+                  <w14:prstDash w14:val="solid"/>
+                  <w14:round/>
+                </w14:textOutline>
+              </w:rPr>
+              <w:t xml:space="preserve"> - 10 Led </w:t>
+            </w:r>
+            <w:proofErr w:type="spellStart"/>
+            <w:r>
+              <w:rPr>
+                <w:rStyle w:val="IntenseEmphasis"/>
+                <w:rFonts w:eastAsia="Calibri Light"/>
+                <w:b w:val="0"/>
+                <w:bCs w:val="0"/>
+                <w:i w:val="0"/>
+                <w:iCs w:val="0"/>
+                <w:color w:val="000000" w:themeColor="text1"/>
+                <w:sz w:val="28"/>
+                <w:szCs w:val="28"/>
+                <w14:shadow w14:blurRad="38100" w14:dist="19050" w14:dir="2700000" w14:sx="100000" w14:sy="100000" w14:kx="0" w14:ky="0" w14:algn="tl">
+                  <w14:schemeClr w14:val="dk1">
+                    <w14:alpha w14:val="60000"/>
+                  </w14:schemeClr>
+                </w14:shadow>
+                <w14:textOutline w14:w="0" w14:cap="flat" w14:cmpd="sng" w14:algn="ctr">
+                  <w14:noFill/>
+                  <w14:prstDash w14:val="solid"/>
+                  <w14:round/>
+                </w14:textOutline>
+              </w:rPr>
+              <w:t>Chattar</w:t>
+            </w:r>
+            <w:proofErr w:type="spellEnd"/>
+          </w:p>
+          <w:p>
+            <w:pPr>
+              <w:rPr>
+                <w:rStyle w:val="IntenseEmphasis"/>
+                <w:rFonts w:eastAsia="Calibri Light"/>
+                <w:b w:val="0"/>
+                <w:bCs w:val="0"/>
+                <w:i w:val="0"/>
+                <w:iCs w:val="0"/>
+                <w:color w:val="000000" w:themeColor="text1"/>
+                <w:sz w:val="28"/>
+                <w:szCs w:val="28"/>
+                <w14:shadow w14:blurRad="38100" w14:dist="19050" w14:dir="2700000" w14:sx="100000" w14:sy="100000" w14:kx="0" w14:ky="0" w14:algn="tl">
+                  <w14:schemeClr w14:val="dk1">
+                    <w14:alpha w14:val="60000"/>
+                  </w14:schemeClr>
+                </w14:shadow>
+                <w14:textOutline w14:w="0" w14:cap="flat" w14:cmpd="sng" w14:algn="ctr">
+                  <w14:noFill/>
+                  <w14:prstDash w14:val="solid"/>
+                  <w14:round/>
+                </w14:textOutline>
+              </w:rPr>
+            </w:pPr>
+            <w:r>
+              <w:rPr>
+                <w:rStyle w:val="IntenseEmphasis"/>
+                <w:rFonts w:eastAsia="Calibri Light"/>
+                <w:b w:val="0"/>
+                <w:bCs w:val="0"/>
+                <w:i w:val="0"/>
+                <w:iCs w:val="0"/>
+                <w:color w:val="000000" w:themeColor="text1"/>
+                <w:sz w:val="28"/>
+                <w:szCs w:val="28"/>
+                <w14:shadow w14:blurRad="38100" w14:dist="19050" w14:dir="2700000" w14:sx="100000" w14:sy="100000" w14:kx="0" w14:ky="0" w14:algn="tl">
+                  <w14:schemeClr w14:val="dk1">
+                    <w14:alpha w14:val="60000"/>
+                  </w14:schemeClr>
+                </w14:shadow>
+                <w14:textOutline w14:w="0" w14:cap="flat" w14:cmpd="sng" w14:algn="ctr">
+                  <w14:noFill/>
+                  <w14:prstDash w14:val="solid"/>
+                  <w14:round/>
+                </w14:textOutline>
+              </w:rPr>
+              <w:t xml:space="preserve"> - </w:t>
+            </w:r>
+            <w:proofErr w:type="spellStart"/>
+            <w:r>
+              <w:rPr>
+                <w:rStyle w:val="IntenseEmphasis"/>
+                <w:rFonts w:eastAsia="Calibri Light"/>
+                <w:b w:val="0"/>
+                <w:bCs w:val="0"/>
+                <w:i w:val="0"/>
+                <w:iCs w:val="0"/>
+                <w:color w:val="000000" w:themeColor="text1"/>
+                <w:sz w:val="28"/>
+                <w:szCs w:val="28"/>
+                <w14:shadow w14:blurRad="38100" w14:dist="19050" w14:dir="2700000" w14:sx="100000" w14:sy="100000" w14:kx="0" w14:ky="0" w14:algn="tl">
+                  <w14:schemeClr w14:val="dk1">
+                    <w14:alpha w14:val="60000"/>
+                  </w14:schemeClr>
+                </w14:shadow>
+                <w14:textOutline w14:w="0" w14:cap="flat" w14:cmpd="sng" w14:algn="ctr">
+                  <w14:noFill/>
+                  <w14:prstDash w14:val="solid"/>
+                  <w14:round/>
+                </w14:textOutline>
+              </w:rPr>
+              <w:t>Ghodi</w:t>
+            </w:r>
+            <w:proofErr w:type="spellEnd"/>
+            <w:r>
+              <w:rPr>
+                <w:rStyle w:val="IntenseEmphasis"/>
+                <w:rFonts w:eastAsia="Calibri Light"/>
+                <w:b w:val="0"/>
+                <w:bCs w:val="0"/>
+                <w:i w:val="0"/>
+                <w:iCs w:val="0"/>
+                <w:color w:val="000000" w:themeColor="text1"/>
+                <w:sz w:val="28"/>
+                <w:szCs w:val="28"/>
+                <w14:shadow w14:blurRad="38100" w14:dist="19050" w14:dir="2700000" w14:sx="100000" w14:sy="100000" w14:kx="0" w14:ky="0" w14:algn="tl">
+                  <w14:schemeClr w14:val="dk1">
+                    <w14:alpha w14:val="60000"/>
+                  </w14:schemeClr>
+                </w14:shadow>
+                <w14:textOutline w14:w="0" w14:cap="flat" w14:cmpd="sng" w14:algn="ctr">
+                  <w14:noFill/>
+                  <w14:prstDash w14:val="solid"/>
+                  <w14:round/>
+                </w14:textOutline>
+              </w:rPr>
+              <w:t xml:space="preserve"> For Ritual</w:t>
+            </w:r>
+          </w:p>
+          <w:p>
+            <w:pPr>
+              <w:rPr>
+                <w:rStyle w:val="IntenseEmphasis"/>
+                <w:rFonts w:eastAsia="Calibri Light"/>
+                <w:b w:val="0"/>
+                <w:bCs w:val="0"/>
+                <w:i w:val="0"/>
+                <w:iCs w:val="0"/>
+                <w:color w:val="000000" w:themeColor="text1"/>
+                <w:sz w:val="28"/>
+                <w:szCs w:val="28"/>
+                <w14:shadow w14:blurRad="38100" w14:dist="19050" w14:dir="2700000" w14:sx="100000" w14:sy="100000" w14:kx="0" w14:ky="0" w14:algn="tl">
+                  <w14:schemeClr w14:val="dk1">
+                    <w14:alpha w14:val="60000"/>
+                  </w14:schemeClr>
+                </w14:shadow>
+                <w14:textOutline w14:w="0" w14:cap="flat" w14:cmpd="sng" w14:algn="ctr">
+                  <w14:noFill/>
+                  <w14:prstDash w14:val="solid"/>
+                  <w14:round/>
+                </w14:textOutline>
+              </w:rPr>
+            </w:pPr>
+            <w:r>
+              <w:rPr>
+                <w:rStyle w:val="IntenseEmphasis"/>
+                <w:rFonts w:eastAsia="Calibri Light"/>
+                <w:b w:val="0"/>
+                <w:bCs w:val="0"/>
+                <w:i w:val="0"/>
+                <w:iCs w:val="0"/>
+                <w:color w:val="000000" w:themeColor="text1"/>
+                <w:sz w:val="28"/>
+                <w:szCs w:val="28"/>
+                <w14:shadow w14:blurRad="38100" w14:dist="19050" w14:dir="2700000" w14:sx="100000" w14:sy="100000" w14:kx="0" w14:ky="0" w14:algn="tl">
+                  <w14:schemeClr w14:val="dk1">
+                    <w14:alpha w14:val="60000"/>
+                  </w14:schemeClr>
+                </w14:shadow>
+                <w14:textOutline w14:w="0" w14:cap="flat" w14:cmpd="sng" w14:algn="ctr">
+                  <w14:noFill/>
+                  <w14:prstDash w14:val="solid"/>
+                  <w14:round/>
+                </w14:textOutline>
+              </w:rPr>
+              <w:t xml:space="preserve"> - Double Decker DJ </w:t>
+            </w:r>
+            <w:proofErr w:type="gramStart"/>
+            <w:r>
+              <w:rPr>
+                <w:rStyle w:val="IntenseEmphasis"/>
+                <w:rFonts w:eastAsia="Calibri Light"/>
+                <w:b w:val="0"/>
+                <w:bCs w:val="0"/>
+                <w:i w:val="0"/>
+                <w:iCs w:val="0"/>
+                <w:color w:val="000000" w:themeColor="text1"/>
+                <w:sz w:val="28"/>
+                <w:szCs w:val="28"/>
+                <w14:shadow w14:blurRad="38100" w14:dist="19050" w14:dir="2700000" w14:sx="100000" w14:sy="100000" w14:kx="0" w14:ky="0" w14:algn="tl">
+                  <w14:schemeClr w14:val="dk1">
+                    <w14:alpha w14:val="60000"/>
+                  </w14:schemeClr>
+                </w14:shadow>
+                <w14:textOutline w14:w="0" w14:cap="flat" w14:cmpd="sng" w14:algn="ctr">
+                  <w14:noFill/>
+                  <w14:prstDash w14:val="solid"/>
+                  <w14:round/>
+                </w14:textOutline>
+              </w:rPr>
+              <w:t>On</w:t>
+            </w:r>
+            <w:proofErr w:type="gramEnd"/>
+            <w:r>
+              <w:rPr>
+                <w:rStyle w:val="IntenseEmphasis"/>
+                <w:rFonts w:eastAsia="Calibri Light"/>
+                <w:b w:val="0"/>
+                <w:bCs w:val="0"/>
+                <w:i w:val="0"/>
+                <w:iCs w:val="0"/>
+                <w:color w:val="000000" w:themeColor="text1"/>
+                <w:sz w:val="28"/>
+                <w:szCs w:val="28"/>
+                <w14:shadow w14:blurRad="38100" w14:dist="19050" w14:dir="2700000" w14:sx="100000" w14:sy="100000" w14:kx="0" w14:ky="0" w14:algn="tl">
+                  <w14:schemeClr w14:val="dk1">
+                    <w14:alpha w14:val="60000"/>
+                  </w14:schemeClr>
+                </w14:shadow>
+                <w14:textOutline w14:w="0" w14:cap="flat" w14:cmpd="sng" w14:algn="ctr">
+                  <w14:noFill/>
+                  <w14:prstDash w14:val="solid"/>
+                  <w14:round/>
+                </w14:textOutline>
+              </w:rPr>
+              <w:t xml:space="preserve"> Wheels</w:t>
             </w:r>
           </w:p>
           <w:p>
@@ -10760,7 +11182,57 @@
                   <w14:round/>
                 </w14:textOutline>
               </w:rPr>
-              <w:t xml:space="preserve"> - Dholies [4]</w:t>
+              <w:t xml:space="preserve"> - </w:t>
+            </w:r>
+            <w:proofErr w:type="spellStart"/>
+            <w:r>
+              <w:rPr>
+                <w:rStyle w:val="IntenseEmphasis"/>
+                <w:rFonts w:eastAsia="Calibri Light"/>
+                <w:b w:val="0"/>
+                <w:bCs w:val="0"/>
+                <w:i w:val="0"/>
+                <w:iCs w:val="0"/>
+                <w:color w:val="000000" w:themeColor="text1"/>
+                <w:sz w:val="28"/>
+                <w:szCs w:val="28"/>
+                <w14:shadow w14:blurRad="38100" w14:dist="19050" w14:dir="2700000" w14:sx="100000" w14:sy="100000" w14:kx="0" w14:ky="0" w14:algn="tl">
+                  <w14:schemeClr w14:val="dk1">
+                    <w14:alpha w14:val="60000"/>
+                  </w14:schemeClr>
+                </w14:shadow>
+                <w14:textOutline w14:w="0" w14:cap="flat" w14:cmpd="sng" w14:algn="ctr">
+                  <w14:noFill/>
+                  <w14:prstDash w14:val="solid"/>
+                  <w14:round/>
+                </w14:textOutline>
+              </w:rPr>
+              <w:t>Dholies</w:t>
+            </w:r>
+            <w:proofErr w:type="spellEnd"/>
+            <w:r>
+              <w:rPr>
+                <w:rStyle w:val="IntenseEmphasis"/>
+                <w:rFonts w:eastAsia="Calibri Light"/>
+                <w:b w:val="0"/>
+                <w:bCs w:val="0"/>
+                <w:i w:val="0"/>
+                <w:iCs w:val="0"/>
+                <w:color w:val="000000" w:themeColor="text1"/>
+                <w:sz w:val="28"/>
+                <w:szCs w:val="28"/>
+                <w14:shadow w14:blurRad="38100" w14:dist="19050" w14:dir="2700000" w14:sx="100000" w14:sy="100000" w14:kx="0" w14:ky="0" w14:algn="tl">
+                  <w14:schemeClr w14:val="dk1">
+                    <w14:alpha w14:val="60000"/>
+                  </w14:schemeClr>
+                </w14:shadow>
+                <w14:textOutline w14:w="0" w14:cap="flat" w14:cmpd="sng" w14:algn="ctr">
+                  <w14:noFill/>
+                  <w14:prstDash w14:val="solid"/>
+                  <w14:round/>
+                </w14:textOutline>
+              </w:rPr>
+              <w:t xml:space="preserve"> [4]</w:t>
             </w:r>
           </w:p>
           <w:p>
@@ -11293,7 +11765,57 @@
                   <w14:round/>
                 </w14:textOutline>
               </w:rPr>
-              <w:t xml:space="preserve"> - Confeeti Gun</w:t>
+              <w:t xml:space="preserve"> - </w:t>
+            </w:r>
+            <w:proofErr w:type="spellStart"/>
+            <w:r>
+              <w:rPr>
+                <w:rStyle w:val="IntenseEmphasis"/>
+                <w:rFonts w:eastAsia="Calibri Light"/>
+                <w:b w:val="0"/>
+                <w:bCs w:val="0"/>
+                <w:i w:val="0"/>
+                <w:iCs w:val="0"/>
+                <w:color w:val="000000" w:themeColor="text1"/>
+                <w:sz w:val="28"/>
+                <w:szCs w:val="28"/>
+                <w14:shadow w14:blurRad="38100" w14:dist="19050" w14:dir="2700000" w14:sx="100000" w14:sy="100000" w14:kx="0" w14:ky="0" w14:algn="tl">
+                  <w14:schemeClr w14:val="dk1">
+                    <w14:alpha w14:val="60000"/>
+                  </w14:schemeClr>
+                </w14:shadow>
+                <w14:textOutline w14:w="0" w14:cap="flat" w14:cmpd="sng" w14:algn="ctr">
+                  <w14:noFill/>
+                  <w14:prstDash w14:val="solid"/>
+                  <w14:round/>
+                </w14:textOutline>
+              </w:rPr>
+              <w:t>Confeeti</w:t>
+            </w:r>
+            <w:proofErr w:type="spellEnd"/>
+            <w:r>
+              <w:rPr>
+                <w:rStyle w:val="IntenseEmphasis"/>
+                <w:rFonts w:eastAsia="Calibri Light"/>
+                <w:b w:val="0"/>
+                <w:bCs w:val="0"/>
+                <w:i w:val="0"/>
+                <w:iCs w:val="0"/>
+                <w:color w:val="000000" w:themeColor="text1"/>
+                <w:sz w:val="28"/>
+                <w:szCs w:val="28"/>
+                <w14:shadow w14:blurRad="38100" w14:dist="19050" w14:dir="2700000" w14:sx="100000" w14:sy="100000" w14:kx="0" w14:ky="0" w14:algn="tl">
+                  <w14:schemeClr w14:val="dk1">
+                    <w14:alpha w14:val="60000"/>
+                  </w14:schemeClr>
+                </w14:shadow>
+                <w14:textOutline w14:w="0" w14:cap="flat" w14:cmpd="sng" w14:algn="ctr">
+                  <w14:noFill/>
+                  <w14:prstDash w14:val="solid"/>
+                  <w14:round/>
+                </w14:textOutline>
+              </w:rPr>
+              <w:t xml:space="preserve"> Gun</w:t>
             </w:r>
           </w:p>
           <w:p>
@@ -11428,7 +11950,6 @@
                   <w14:round/>
                 </w14:textOutline>
               </w:rPr>
-              <w:lastRenderedPageBreak/>
               <w:t xml:space="preserve"> - Fireworks</w:t>
             </w:r>
           </w:p>
